--- a/使用说明.docx
+++ b/使用说明.docx
@@ -5910,6 +5910,1121 @@
     </w:p>
     <w:p>
       <w:pPr>
+        <w:pStyle w:val="Heading4"/>
+        <w:spacing w:before="180" w:after="100"/>
+      </w:pPr>
+      <w:r>
+        <w:rPr>
+          <w:rFonts w:ascii="微软雅黑" w:hAnsi="微软雅黑" w:eastAsia="微软雅黑"/>
+          <w:b/>
+          <w:color w:val="1F4E79"/>
+          <w:sz w:val="22"/>
+        </w:rPr>
+        <w:t>★ 任意文件的二进制扫描：11 种藏法一次扫完（新增）</w:t>
+      </w:r>
+    </w:p>
+    <w:p>
+      <w:pPr>
+        <w:spacing w:after="60" w:line="317" w:lineRule="auto"/>
+      </w:pPr>
+      <w:r>
+        <w:rPr>
+          <w:rFonts w:ascii="微软雅黑" w:hAnsi="微软雅黑" w:eastAsia="微软雅黑"/>
+          <w:b/>
+          <w:sz w:val="21"/>
+        </w:rPr>
+        <w:t>任何文件</w:t>
+      </w:r>
+      <w:r>
+        <w:rPr>
+          <w:rFonts w:ascii="微软雅黑" w:hAnsi="微软雅黑" w:eastAsia="微软雅黑"/>
+          <w:b w:val="0"/>
+          <w:sz w:val="21"/>
+        </w:rPr>
+        <w:t>（exe / 图片 / 音频 / 压缩包 / 完全不认识的格式）拖进来，</w:t>
+      </w:r>
+    </w:p>
+    <w:p>
+      <w:pPr>
+        <w:spacing w:after="60" w:line="317" w:lineRule="auto"/>
+      </w:pPr>
+      <w:r>
+        <w:rPr>
+          <w:rFonts w:ascii="微软雅黑" w:hAnsi="微软雅黑" w:eastAsia="微软雅黑"/>
+          <w:b w:val="0"/>
+          <w:sz w:val="21"/>
+        </w:rPr>
+        <w:t>工具都会在</w:t>
+      </w:r>
+      <w:r>
+        <w:rPr>
+          <w:rFonts w:ascii="微软雅黑" w:hAnsi="微软雅黑" w:eastAsia="微软雅黑"/>
+          <w:b/>
+          <w:sz w:val="21"/>
+        </w:rPr>
+        <w:t>原始字节层面</w:t>
+      </w:r>
+      <w:r>
+        <w:rPr>
+          <w:rFonts w:ascii="微软雅黑" w:hAnsi="微软雅黑" w:eastAsia="微软雅黑"/>
+          <w:b w:val="0"/>
+          <w:sz w:val="21"/>
+        </w:rPr>
+        <w:t>扫一遍 flag，并且告诉你</w:t>
+      </w:r>
+      <w:r>
+        <w:rPr>
+          <w:rFonts w:ascii="微软雅黑" w:hAnsi="微软雅黑" w:eastAsia="微软雅黑"/>
+          <w:b/>
+          <w:sz w:val="21"/>
+        </w:rPr>
+        <w:t>在文件的第几个字节、以什么形式藏着</w:t>
+      </w:r>
+      <w:r>
+        <w:rPr>
+          <w:rFonts w:ascii="微软雅黑" w:hAnsi="微软雅黑" w:eastAsia="微软雅黑"/>
+          <w:b w:val="0"/>
+          <w:sz w:val="21"/>
+        </w:rPr>
+        <w:t>。</w:t>
+      </w:r>
+    </w:p>
+    <w:p>
+      <w:pPr>
+        <w:spacing w:after="60" w:line="317" w:lineRule="auto"/>
+      </w:pPr>
+      <w:r>
+        <w:rPr>
+          <w:rFonts w:ascii="微软雅黑" w:hAnsi="微软雅黑" w:eastAsia="微软雅黑"/>
+          <w:b w:val="0"/>
+          <w:sz w:val="21"/>
+        </w:rPr>
+        <w:t>这一层专门解决「用十六进制编辑器翻半天也看不出」的情况：</w:t>
+      </w:r>
+    </w:p>
+    <w:tbl>
+      <w:tblPr>
+        <w:tblStyle w:val="TableGrid"/>
+        <w:tblW w:type="auto" w:w="0"/>
+        <w:jc w:val="center"/>
+        <w:tblLayout w:type="autofit"/>
+        <w:tblLook w:firstColumn="1" w:firstRow="1" w:lastColumn="0" w:lastRow="0" w:noHBand="0" w:noVBand="1" w:val="04A0"/>
+      </w:tblPr>
+      <w:tblGrid>
+        <w:gridCol w:w="3249"/>
+        <w:gridCol w:w="3249"/>
+        <w:gridCol w:w="3249"/>
+      </w:tblGrid>
+      <w:tr>
+        <w:tc>
+          <w:tcPr>
+            <w:tcW w:type="dxa" w:w="3249"/>
+            <w:shd w:fill="1F4E79"/>
+          </w:tcPr>
+          <w:p>
+            <w:pPr>
+              <w:spacing w:after="20" w:line="276" w:lineRule="auto"/>
+            </w:pPr>
+            <w:r/>
+            <w:r>
+              <w:rPr>
+                <w:rFonts w:ascii="微软雅黑" w:hAnsi="微软雅黑" w:eastAsia="微软雅黑"/>
+                <w:b/>
+                <w:color w:val="FFFFFF"/>
+                <w:sz w:val="18"/>
+              </w:rPr>
+              <w:t>藏法</w:t>
+            </w:r>
+          </w:p>
+        </w:tc>
+        <w:tc>
+          <w:tcPr>
+            <w:tcW w:type="dxa" w:w="3249"/>
+            <w:shd w:fill="1F4E79"/>
+          </w:tcPr>
+          <w:p>
+            <w:pPr>
+              <w:spacing w:after="20" w:line="276" w:lineRule="auto"/>
+            </w:pPr>
+            <w:r/>
+            <w:r>
+              <w:rPr>
+                <w:rFonts w:ascii="微软雅黑" w:hAnsi="微软雅黑" w:eastAsia="微软雅黑"/>
+                <w:b/>
+                <w:color w:val="FFFFFF"/>
+                <w:sz w:val="18"/>
+              </w:rPr>
+              <w:t>文件里长什么样</w:t>
+            </w:r>
+          </w:p>
+        </w:tc>
+        <w:tc>
+          <w:tcPr>
+            <w:tcW w:type="dxa" w:w="3249"/>
+            <w:shd w:fill="1F4E79"/>
+          </w:tcPr>
+          <w:p>
+            <w:pPr>
+              <w:spacing w:after="20" w:line="276" w:lineRule="auto"/>
+            </w:pPr>
+            <w:r/>
+            <w:r>
+              <w:rPr>
+                <w:rFonts w:ascii="微软雅黑" w:hAnsi="微软雅黑" w:eastAsia="微软雅黑"/>
+                <w:b/>
+                <w:color w:val="FFFFFF"/>
+                <w:sz w:val="18"/>
+              </w:rPr>
+              <w:t>工具怎么认</w:t>
+            </w:r>
+          </w:p>
+        </w:tc>
+      </w:tr>
+      <w:tr>
+        <w:tc>
+          <w:tcPr>
+            <w:tcW w:type="dxa" w:w="3249"/>
+          </w:tcPr>
+          <w:p>
+            <w:pPr>
+              <w:spacing w:after="20" w:line="276" w:lineRule="auto"/>
+            </w:pPr>
+            <w:r/>
+            <w:r>
+              <w:rPr>
+                <w:rFonts w:ascii="微软雅黑" w:hAnsi="微软雅黑" w:eastAsia="微软雅黑"/>
+                <w:b w:val="0"/>
+                <w:sz w:val="18"/>
+              </w:rPr>
+              <w:t>原始 ascii</w:t>
+            </w:r>
+          </w:p>
+        </w:tc>
+        <w:tc>
+          <w:tcPr>
+            <w:tcW w:type="dxa" w:w="3249"/>
+          </w:tcPr>
+          <w:p>
+            <w:pPr>
+              <w:spacing w:after="20" w:line="276" w:lineRule="auto"/>
+            </w:pPr>
+            <w:r/>
+            <w:r>
+              <w:rPr>
+                <w:rFonts w:ascii="Consolas" w:hAnsi="Consolas" w:eastAsia="Consolas"/>
+                <w:b w:val="0"/>
+                <w:sz w:val="17"/>
+              </w:rPr>
+              <w:t>flag{...}</w:t>
+            </w:r>
+          </w:p>
+        </w:tc>
+        <w:tc>
+          <w:tcPr>
+            <w:tcW w:type="dxa" w:w="3249"/>
+          </w:tcPr>
+          <w:p>
+            <w:pPr>
+              <w:spacing w:after="20" w:line="276" w:lineRule="auto"/>
+            </w:pPr>
+            <w:r/>
+            <w:r>
+              <w:rPr>
+                <w:rFonts w:ascii="微软雅黑" w:hAnsi="微软雅黑" w:eastAsia="微软雅黑"/>
+                <w:b w:val="0"/>
+                <w:sz w:val="18"/>
+              </w:rPr>
+              <w:t>直接正则</w:t>
+            </w:r>
+          </w:p>
+        </w:tc>
+      </w:tr>
+      <w:tr>
+        <w:tc>
+          <w:tcPr>
+            <w:tcW w:type="dxa" w:w="3249"/>
+          </w:tcPr>
+          <w:p>
+            <w:pPr>
+              <w:spacing w:after="20" w:line="276" w:lineRule="auto"/>
+            </w:pPr>
+            <w:r/>
+            <w:r>
+              <w:rPr>
+                <w:rFonts w:ascii="微软雅黑" w:hAnsi="微软雅黑" w:eastAsia="微软雅黑"/>
+                <w:b/>
+                <w:sz w:val="18"/>
+              </w:rPr>
+              <w:t>UTF-16LE</w:t>
+            </w:r>
+          </w:p>
+        </w:tc>
+        <w:tc>
+          <w:tcPr>
+            <w:tcW w:type="dxa" w:w="3249"/>
+          </w:tcPr>
+          <w:p>
+            <w:pPr>
+              <w:spacing w:after="20" w:line="276" w:lineRule="auto"/>
+            </w:pPr>
+            <w:r/>
+            <w:r>
+              <w:rPr>
+                <w:rFonts w:ascii="Consolas" w:hAnsi="Consolas" w:eastAsia="Consolas"/>
+                <w:b w:val="0"/>
+                <w:sz w:val="17"/>
+              </w:rPr>
+              <w:t>f\0l\0a\0g\0{...</w:t>
+            </w:r>
+            <w:r>
+              <w:rPr>
+                <w:rFonts w:ascii="微软雅黑" w:hAnsi="微软雅黑" w:eastAsia="微软雅黑"/>
+                <w:b w:val="0"/>
+                <w:sz w:val="18"/>
+              </w:rPr>
+              <w:t>（Windows 程序默认宽字符）</w:t>
+            </w:r>
+          </w:p>
+        </w:tc>
+        <w:tc>
+          <w:tcPr>
+            <w:tcW w:type="dxa" w:w="3249"/>
+          </w:tcPr>
+          <w:p>
+            <w:pPr>
+              <w:spacing w:after="20" w:line="276" w:lineRule="auto"/>
+            </w:pPr>
+            <w:r/>
+            <w:r>
+              <w:rPr>
+                <w:rFonts w:ascii="微软雅黑" w:hAnsi="微软雅黑" w:eastAsia="微软雅黑"/>
+                <w:b w:val="0"/>
+                <w:sz w:val="18"/>
+              </w:rPr>
+              <w:t>按 UTF-16 解码后匹配</w:t>
+            </w:r>
+          </w:p>
+        </w:tc>
+      </w:tr>
+      <w:tr>
+        <w:tc>
+          <w:tcPr>
+            <w:tcW w:type="dxa" w:w="3249"/>
+          </w:tcPr>
+          <w:p>
+            <w:pPr>
+              <w:spacing w:after="20" w:line="276" w:lineRule="auto"/>
+            </w:pPr>
+            <w:r/>
+            <w:r>
+              <w:rPr>
+                <w:rFonts w:ascii="微软雅黑" w:hAnsi="微软雅黑" w:eastAsia="微软雅黑"/>
+                <w:b/>
+                <w:sz w:val="18"/>
+              </w:rPr>
+              <w:t>UTF-16BE</w:t>
+            </w:r>
+          </w:p>
+        </w:tc>
+        <w:tc>
+          <w:tcPr>
+            <w:tcW w:type="dxa" w:w="3249"/>
+          </w:tcPr>
+          <w:p>
+            <w:pPr>
+              <w:spacing w:after="20" w:line="276" w:lineRule="auto"/>
+            </w:pPr>
+            <w:r/>
+            <w:r>
+              <w:rPr>
+                <w:rFonts w:ascii="Consolas" w:hAnsi="Consolas" w:eastAsia="Consolas"/>
+                <w:b w:val="0"/>
+                <w:sz w:val="17"/>
+              </w:rPr>
+              <w:t>\0f\0l\0a...</w:t>
+            </w:r>
+          </w:p>
+        </w:tc>
+        <w:tc>
+          <w:tcPr>
+            <w:tcW w:type="dxa" w:w="3249"/>
+          </w:tcPr>
+          <w:p>
+            <w:pPr>
+              <w:spacing w:after="20" w:line="276" w:lineRule="auto"/>
+            </w:pPr>
+            <w:r/>
+            <w:r>
+              <w:rPr>
+                <w:rFonts w:ascii="微软雅黑" w:hAnsi="微软雅黑" w:eastAsia="微软雅黑"/>
+                <w:b w:val="0"/>
+                <w:sz w:val="18"/>
+              </w:rPr>
+              <w:t>同上</w:t>
+            </w:r>
+          </w:p>
+        </w:tc>
+      </w:tr>
+      <w:tr>
+        <w:tc>
+          <w:tcPr>
+            <w:tcW w:type="dxa" w:w="3249"/>
+          </w:tcPr>
+          <w:p>
+            <w:pPr>
+              <w:spacing w:after="20" w:line="276" w:lineRule="auto"/>
+            </w:pPr>
+            <w:r/>
+            <w:r>
+              <w:rPr>
+                <w:rFonts w:ascii="微软雅黑" w:hAnsi="微软雅黑" w:eastAsia="微软雅黑"/>
+                <w:b/>
+                <w:sz w:val="18"/>
+              </w:rPr>
+              <w:t>hex 文本（连写）</w:t>
+            </w:r>
+          </w:p>
+        </w:tc>
+        <w:tc>
+          <w:tcPr>
+            <w:tcW w:type="dxa" w:w="3249"/>
+          </w:tcPr>
+          <w:p>
+            <w:pPr>
+              <w:spacing w:after="20" w:line="276" w:lineRule="auto"/>
+            </w:pPr>
+            <w:r/>
+            <w:r>
+              <w:rPr>
+                <w:rFonts w:ascii="Consolas" w:hAnsi="Consolas" w:eastAsia="Consolas"/>
+                <w:b w:val="0"/>
+                <w:sz w:val="17"/>
+              </w:rPr>
+              <w:t>666c61677b...</w:t>
+            </w:r>
+          </w:p>
+        </w:tc>
+        <w:tc>
+          <w:tcPr>
+            <w:tcW w:type="dxa" w:w="3249"/>
+          </w:tcPr>
+          <w:p>
+            <w:pPr>
+              <w:spacing w:after="20" w:line="276" w:lineRule="auto"/>
+            </w:pPr>
+            <w:r/>
+            <w:r>
+              <w:rPr>
+                <w:rFonts w:ascii="微软雅黑" w:hAnsi="微软雅黑" w:eastAsia="微软雅黑"/>
+                <w:b w:val="0"/>
+                <w:sz w:val="18"/>
+              </w:rPr>
+              <w:t>认出 hex 串 → 解码 → 匹配</w:t>
+            </w:r>
+          </w:p>
+        </w:tc>
+      </w:tr>
+      <w:tr>
+        <w:tc>
+          <w:tcPr>
+            <w:tcW w:type="dxa" w:w="3249"/>
+          </w:tcPr>
+          <w:p>
+            <w:pPr>
+              <w:spacing w:after="20" w:line="276" w:lineRule="auto"/>
+            </w:pPr>
+            <w:r/>
+            <w:r>
+              <w:rPr>
+                <w:rFonts w:ascii="微软雅黑" w:hAnsi="微软雅黑" w:eastAsia="微软雅黑"/>
+                <w:b/>
+                <w:sz w:val="18"/>
+              </w:rPr>
+              <w:t>hex 文本（带空格）</w:t>
+            </w:r>
+          </w:p>
+        </w:tc>
+        <w:tc>
+          <w:tcPr>
+            <w:tcW w:type="dxa" w:w="3249"/>
+          </w:tcPr>
+          <w:p>
+            <w:pPr>
+              <w:spacing w:after="20" w:line="276" w:lineRule="auto"/>
+            </w:pPr>
+            <w:r/>
+            <w:r>
+              <w:rPr>
+                <w:rFonts w:ascii="Consolas" w:hAnsi="Consolas" w:eastAsia="Consolas"/>
+                <w:b w:val="0"/>
+                <w:sz w:val="17"/>
+              </w:rPr>
+              <w:t>66 6c 61 67 7b ...</w:t>
+            </w:r>
+          </w:p>
+        </w:tc>
+        <w:tc>
+          <w:tcPr>
+            <w:tcW w:type="dxa" w:w="3249"/>
+          </w:tcPr>
+          <w:p>
+            <w:pPr>
+              <w:spacing w:after="20" w:line="276" w:lineRule="auto"/>
+            </w:pPr>
+            <w:r/>
+            <w:r>
+              <w:rPr>
+                <w:rFonts w:ascii="微软雅黑" w:hAnsi="微软雅黑" w:eastAsia="微软雅黑"/>
+                <w:b w:val="0"/>
+                <w:sz w:val="18"/>
+              </w:rPr>
+              <w:t>去掉分隔符再解</w:t>
+            </w:r>
+          </w:p>
+        </w:tc>
+      </w:tr>
+      <w:tr>
+        <w:tc>
+          <w:tcPr>
+            <w:tcW w:type="dxa" w:w="3249"/>
+          </w:tcPr>
+          <w:p>
+            <w:pPr>
+              <w:spacing w:after="20" w:line="276" w:lineRule="auto"/>
+            </w:pPr>
+            <w:r/>
+            <w:r>
+              <w:rPr>
+                <w:rFonts w:ascii="微软雅黑" w:hAnsi="微软雅黑" w:eastAsia="微软雅黑"/>
+                <w:b/>
+                <w:sz w:val="18"/>
+              </w:rPr>
+              <w:t>base64 文本</w:t>
+            </w:r>
+          </w:p>
+        </w:tc>
+        <w:tc>
+          <w:tcPr>
+            <w:tcW w:type="dxa" w:w="3249"/>
+          </w:tcPr>
+          <w:p>
+            <w:pPr>
+              <w:spacing w:after="20" w:line="276" w:lineRule="auto"/>
+            </w:pPr>
+            <w:r/>
+            <w:r>
+              <w:rPr>
+                <w:rFonts w:ascii="Consolas" w:hAnsi="Consolas" w:eastAsia="Consolas"/>
+                <w:b w:val="0"/>
+                <w:sz w:val="17"/>
+              </w:rPr>
+              <w:t>ZmxhZ3si...</w:t>
+            </w:r>
+          </w:p>
+        </w:tc>
+        <w:tc>
+          <w:tcPr>
+            <w:tcW w:type="dxa" w:w="3249"/>
+          </w:tcPr>
+          <w:p>
+            <w:pPr>
+              <w:spacing w:after="20" w:line="276" w:lineRule="auto"/>
+            </w:pPr>
+            <w:r/>
+            <w:r>
+              <w:rPr>
+                <w:rFonts w:ascii="微软雅黑" w:hAnsi="微软雅黑" w:eastAsia="微软雅黑"/>
+                <w:b w:val="0"/>
+                <w:sz w:val="18"/>
+              </w:rPr>
+              <w:t>认出 base64 → 解码 → 匹配</w:t>
+            </w:r>
+          </w:p>
+        </w:tc>
+      </w:tr>
+      <w:tr>
+        <w:tc>
+          <w:tcPr>
+            <w:tcW w:type="dxa" w:w="3249"/>
+          </w:tcPr>
+          <w:p>
+            <w:pPr>
+              <w:spacing w:after="20" w:line="276" w:lineRule="auto"/>
+            </w:pPr>
+            <w:r/>
+            <w:r>
+              <w:rPr>
+                <w:rFonts w:ascii="微软雅黑" w:hAnsi="微软雅黑" w:eastAsia="微软雅黑"/>
+                <w:b/>
+                <w:sz w:val="18"/>
+              </w:rPr>
+              <w:t>反转 ascii</w:t>
+            </w:r>
+          </w:p>
+        </w:tc>
+        <w:tc>
+          <w:tcPr>
+            <w:tcW w:type="dxa" w:w="3249"/>
+          </w:tcPr>
+          <w:p>
+            <w:pPr>
+              <w:spacing w:after="20" w:line="276" w:lineRule="auto"/>
+            </w:pPr>
+            <w:r/>
+            <w:r>
+              <w:rPr>
+                <w:rFonts w:ascii="Consolas" w:hAnsi="Consolas" w:eastAsia="Consolas"/>
+                <w:b w:val="0"/>
+                <w:sz w:val="17"/>
+              </w:rPr>
+              <w:t>}tset...{galf</w:t>
+            </w:r>
+          </w:p>
+        </w:tc>
+        <w:tc>
+          <w:tcPr>
+            <w:tcW w:type="dxa" w:w="3249"/>
+          </w:tcPr>
+          <w:p>
+            <w:pPr>
+              <w:spacing w:after="20" w:line="276" w:lineRule="auto"/>
+            </w:pPr>
+            <w:r/>
+            <w:r>
+              <w:rPr>
+                <w:rFonts w:ascii="微软雅黑" w:hAnsi="微软雅黑" w:eastAsia="微软雅黑"/>
+                <w:b w:val="0"/>
+                <w:sz w:val="18"/>
+              </w:rPr>
+              <w:t>整段反转后匹配</w:t>
+            </w:r>
+          </w:p>
+        </w:tc>
+      </w:tr>
+      <w:tr>
+        <w:tc>
+          <w:tcPr>
+            <w:tcW w:type="dxa" w:w="3249"/>
+          </w:tcPr>
+          <w:p>
+            <w:pPr>
+              <w:spacing w:after="20" w:line="276" w:lineRule="auto"/>
+            </w:pPr>
+            <w:r/>
+            <w:r>
+              <w:rPr>
+                <w:rFonts w:ascii="微软雅黑" w:hAnsi="微软雅黑" w:eastAsia="微软雅黑"/>
+                <w:b/>
+                <w:sz w:val="18"/>
+              </w:rPr>
+              <w:t>单字节异或</w:t>
+            </w:r>
+          </w:p>
+        </w:tc>
+        <w:tc>
+          <w:tcPr>
+            <w:tcW w:type="dxa" w:w="3249"/>
+          </w:tcPr>
+          <w:p>
+            <w:pPr>
+              <w:spacing w:after="20" w:line="276" w:lineRule="auto"/>
+            </w:pPr>
+            <w:r/>
+            <w:r>
+              <w:rPr>
+                <w:rFonts w:ascii="微软雅黑" w:hAnsi="微软雅黑" w:eastAsia="微软雅黑"/>
+                <w:b w:val="0"/>
+                <w:sz w:val="18"/>
+              </w:rPr>
+              <w:t>乱码，看不出规律</w:t>
+            </w:r>
+          </w:p>
+        </w:tc>
+        <w:tc>
+          <w:tcPr>
+            <w:tcW w:type="dxa" w:w="3249"/>
+          </w:tcPr>
+          <w:p>
+            <w:pPr>
+              <w:spacing w:after="20" w:line="276" w:lineRule="auto"/>
+            </w:pPr>
+            <w:r/>
+            <w:r>
+              <w:rPr>
+                <w:rFonts w:ascii="微软雅黑" w:hAnsi="微软雅黑" w:eastAsia="微软雅黑"/>
+                <w:b w:val="0"/>
+                <w:sz w:val="18"/>
+              </w:rPr>
+              <w:t>0x01~0xFF 全试一遍</w:t>
+            </w:r>
+          </w:p>
+        </w:tc>
+      </w:tr>
+      <w:tr>
+        <w:tc>
+          <w:tcPr>
+            <w:tcW w:type="dxa" w:w="3249"/>
+          </w:tcPr>
+          <w:p>
+            <w:pPr>
+              <w:spacing w:after="20" w:line="276" w:lineRule="auto"/>
+            </w:pPr>
+            <w:r/>
+            <w:r>
+              <w:rPr>
+                <w:rFonts w:ascii="微软雅黑" w:hAnsi="微软雅黑" w:eastAsia="微软雅黑"/>
+                <w:b/>
+                <w:sz w:val="18"/>
+              </w:rPr>
+              <w:t>URL 全编码</w:t>
+            </w:r>
+          </w:p>
+        </w:tc>
+        <w:tc>
+          <w:tcPr>
+            <w:tcW w:type="dxa" w:w="3249"/>
+          </w:tcPr>
+          <w:p>
+            <w:pPr>
+              <w:spacing w:after="20" w:line="276" w:lineRule="auto"/>
+            </w:pPr>
+            <w:r/>
+            <w:r>
+              <w:rPr>
+                <w:rFonts w:ascii="Consolas" w:hAnsi="Consolas" w:eastAsia="Consolas"/>
+                <w:b w:val="0"/>
+                <w:sz w:val="17"/>
+              </w:rPr>
+              <w:t>%66%6c%61%67%7b...</w:t>
+            </w:r>
+          </w:p>
+        </w:tc>
+        <w:tc>
+          <w:tcPr>
+            <w:tcW w:type="dxa" w:w="3249"/>
+          </w:tcPr>
+          <w:p>
+            <w:pPr>
+              <w:spacing w:after="20" w:line="276" w:lineRule="auto"/>
+            </w:pPr>
+            <w:r/>
+            <w:r>
+              <w:rPr>
+                <w:rFonts w:ascii="微软雅黑" w:hAnsi="微软雅黑" w:eastAsia="微软雅黑"/>
+                <w:b w:val="0"/>
+                <w:sz w:val="18"/>
+              </w:rPr>
+              <w:t>解码后匹配</w:t>
+            </w:r>
+          </w:p>
+        </w:tc>
+      </w:tr>
+      <w:tr>
+        <w:tc>
+          <w:tcPr>
+            <w:tcW w:type="dxa" w:w="3249"/>
+          </w:tcPr>
+          <w:p>
+            <w:pPr>
+              <w:spacing w:after="20" w:line="276" w:lineRule="auto"/>
+            </w:pPr>
+            <w:r/>
+            <w:r>
+              <w:rPr>
+                <w:rFonts w:ascii="微软雅黑" w:hAnsi="微软雅黑" w:eastAsia="微软雅黑"/>
+                <w:b/>
+                <w:sz w:val="18"/>
+              </w:rPr>
+              <w:t>URL 部分编码</w:t>
+            </w:r>
+          </w:p>
+        </w:tc>
+        <w:tc>
+          <w:tcPr>
+            <w:tcW w:type="dxa" w:w="3249"/>
+          </w:tcPr>
+          <w:p>
+            <w:pPr>
+              <w:spacing w:after="20" w:line="276" w:lineRule="auto"/>
+            </w:pPr>
+            <w:r/>
+            <w:r>
+              <w:rPr>
+                <w:rFonts w:ascii="Consolas" w:hAnsi="Consolas" w:eastAsia="Consolas"/>
+                <w:b w:val="0"/>
+                <w:sz w:val="17"/>
+              </w:rPr>
+              <w:t>flag%7Bxxx%7D</w:t>
+            </w:r>
+          </w:p>
+        </w:tc>
+        <w:tc>
+          <w:tcPr>
+            <w:tcW w:type="dxa" w:w="3249"/>
+          </w:tcPr>
+          <w:p>
+            <w:pPr>
+              <w:spacing w:after="20" w:line="276" w:lineRule="auto"/>
+            </w:pPr>
+            <w:r/>
+            <w:r>
+              <w:rPr>
+                <w:rFonts w:ascii="微软雅黑" w:hAnsi="微软雅黑" w:eastAsia="微软雅黑"/>
+                <w:b w:val="0"/>
+                <w:sz w:val="18"/>
+              </w:rPr>
+              <w:t>整串 unquote 后匹配</w:t>
+            </w:r>
+          </w:p>
+        </w:tc>
+      </w:tr>
+      <w:tr>
+        <w:tc>
+          <w:tcPr>
+            <w:tcW w:type="dxa" w:w="3249"/>
+          </w:tcPr>
+          <w:p>
+            <w:pPr>
+              <w:spacing w:after="20" w:line="276" w:lineRule="auto"/>
+            </w:pPr>
+            <w:r/>
+            <w:r>
+              <w:rPr>
+                <w:rFonts w:ascii="微软雅黑" w:hAnsi="微软雅黑" w:eastAsia="微软雅黑"/>
+                <w:b/>
+                <w:sz w:val="18"/>
+              </w:rPr>
+              <w:t>GBK 中文</w:t>
+            </w:r>
+          </w:p>
+        </w:tc>
+        <w:tc>
+          <w:tcPr>
+            <w:tcW w:type="dxa" w:w="3249"/>
+          </w:tcPr>
+          <w:p>
+            <w:pPr>
+              <w:spacing w:after="20" w:line="276" w:lineRule="auto"/>
+            </w:pPr>
+            <w:r/>
+            <w:r>
+              <w:rPr>
+                <w:rFonts w:ascii="微软雅黑" w:hAnsi="微软雅黑" w:eastAsia="微软雅黑"/>
+                <w:b w:val="0"/>
+                <w:sz w:val="18"/>
+              </w:rPr>
+              <w:t>中文 flag 或中文提示</w:t>
+            </w:r>
+          </w:p>
+        </w:tc>
+        <w:tc>
+          <w:tcPr>
+            <w:tcW w:type="dxa" w:w="3249"/>
+          </w:tcPr>
+          <w:p>
+            <w:pPr>
+              <w:spacing w:after="20" w:line="276" w:lineRule="auto"/>
+            </w:pPr>
+            <w:r/>
+            <w:r>
+              <w:rPr>
+                <w:rFonts w:ascii="微软雅黑" w:hAnsi="微软雅黑" w:eastAsia="微软雅黑"/>
+                <w:b w:val="0"/>
+                <w:sz w:val="18"/>
+              </w:rPr>
+              <w:t>按 GBK 解码后匹配</w:t>
+            </w:r>
+          </w:p>
+        </w:tc>
+      </w:tr>
+    </w:tbl>
+    <w:p>
+      <w:pPr>
+        <w:spacing w:after="40"/>
+      </w:pPr>
+    </w:p>
+    <w:p>
+      <w:pPr>
+        <w:spacing w:after="60" w:line="317" w:lineRule="auto"/>
+      </w:pPr>
+      <w:r>
+        <w:rPr>
+          <w:rFonts w:ascii="微软雅黑" w:hAnsi="微软雅黑" w:eastAsia="微软雅黑"/>
+          <w:b/>
+          <w:sz w:val="21"/>
+        </w:rPr>
+        <w:t>输出示例</w:t>
+      </w:r>
+      <w:r>
+        <w:rPr>
+          <w:rFonts w:ascii="微软雅黑" w:hAnsi="微软雅黑" w:eastAsia="微软雅黑"/>
+          <w:b w:val="0"/>
+          <w:sz w:val="21"/>
+        </w:rPr>
+        <w:t xml:space="preserve">（命令行 </w:t>
+      </w:r>
+      <w:r>
+        <w:rPr>
+          <w:rFonts w:ascii="Consolas" w:hAnsi="Consolas" w:eastAsia="Consolas"/>
+          <w:b w:val="0"/>
+          <w:sz w:val="20"/>
+        </w:rPr>
+        <w:t>python runner.py --scan 文件</w:t>
+      </w:r>
+      <w:r>
+        <w:rPr>
+          <w:rFonts w:ascii="微软雅黑" w:hAnsi="微软雅黑" w:eastAsia="微软雅黑"/>
+          <w:b w:val="0"/>
+          <w:sz w:val="21"/>
+        </w:rPr>
+        <w:t>）：</w:t>
+      </w:r>
+    </w:p>
+    <w:p>
+      <w:pPr>
+        <w:spacing w:after="0" w:before="60" w:line="269" w:lineRule="auto"/>
+        <w:ind w:left="198"/>
+        <w:shd w:fill="F2F4F7"/>
+      </w:pPr>
+      <w:r>
+        <w:rPr>
+          <w:rFonts w:ascii="Consolas" w:hAnsi="Consolas" w:eastAsia="Consolas"/>
+          <w:b w:val="0"/>
+          <w:sz w:val="18"/>
+        </w:rPr>
+        <w:t>在 sample.bin 里找到 1 处：</w:t>
+      </w:r>
+    </w:p>
+    <w:p>
+      <w:pPr>
+        <w:spacing w:after="0" w:before="0" w:line="269" w:lineRule="auto"/>
+        <w:ind w:left="198"/>
+        <w:shd w:fill="F2F4F7"/>
+      </w:pPr>
+      <w:r>
+        <w:rPr>
+          <w:rFonts w:ascii="Consolas" w:hAnsi="Consolas" w:eastAsia="Consolas"/>
+          <w:b w:val="0"/>
+          <w:sz w:val="18"/>
+        </w:rPr>
+        <w:t xml:space="preserve"> </w:t>
+      </w:r>
+    </w:p>
+    <w:p>
+      <w:pPr>
+        <w:spacing w:after="0" w:before="0" w:line="269" w:lineRule="auto"/>
+        <w:ind w:left="198"/>
+        <w:shd w:fill="F2F4F7"/>
+      </w:pPr>
+      <w:r>
+        <w:rPr>
+          <w:rFonts w:ascii="Consolas" w:hAnsi="Consolas" w:eastAsia="Consolas"/>
+          <w:b w:val="0"/>
+          <w:sz w:val="18"/>
+        </w:rPr>
+        <w:t>[0x000000c8] 单字节异或 0x77</w:t>
+      </w:r>
+    </w:p>
+    <w:p>
+      <w:pPr>
+        <w:spacing w:after="0" w:before="0" w:line="269" w:lineRule="auto"/>
+        <w:ind w:left="198"/>
+        <w:shd w:fill="F2F4F7"/>
+      </w:pPr>
+      <w:r>
+        <w:rPr>
+          <w:rFonts w:ascii="Consolas" w:hAnsi="Consolas" w:eastAsia="Consolas"/>
+          <w:b w:val="0"/>
+          <w:sz w:val="18"/>
+        </w:rPr>
+        <w:t xml:space="preserve">  -&gt; flag{cli_scan_test}</w:t>
+      </w:r>
+    </w:p>
+    <w:p>
+      <w:pPr>
+        <w:spacing w:after="0" w:before="0" w:line="269" w:lineRule="auto"/>
+        <w:ind w:left="198"/>
+        <w:shd w:fill="F2F4F7"/>
+      </w:pPr>
+      <w:r>
+        <w:rPr>
+          <w:rFonts w:ascii="Consolas" w:hAnsi="Consolas" w:eastAsia="Consolas"/>
+          <w:b w:val="0"/>
+          <w:sz w:val="18"/>
+        </w:rPr>
+        <w:t xml:space="preserve">  000000c0  58 58 58 58 58 58 58 58 11 1b 16 10 0c 14 1b 1e  |XXXXXXXX........| &lt;&lt;&lt;</w:t>
+      </w:r>
+    </w:p>
+    <w:p>
+      <w:pPr>
+        <w:spacing w:after="0" w:before="0" w:line="269" w:lineRule="auto"/>
+        <w:ind w:left="198"/>
+        <w:shd w:fill="F2F4F7"/>
+      </w:pPr>
+      <w:r>
+        <w:rPr>
+          <w:rFonts w:ascii="Consolas" w:hAnsi="Consolas" w:eastAsia="Consolas"/>
+          <w:b w:val="0"/>
+          <w:sz w:val="18"/>
+        </w:rPr>
+        <w:t xml:space="preserve">  000000d0  28 04 14 16 19 28 03 12 04 03 0a 59 59 59 59 59  |(....(.....YYYYY|</w:t>
+      </w:r>
+    </w:p>
+    <w:p>
+      <w:pPr>
+        <w:spacing w:after="60" w:line="317" w:lineRule="auto"/>
+      </w:pPr>
+      <w:r>
+        <w:rPr>
+          <w:rFonts w:ascii="微软雅黑" w:hAnsi="微软雅黑" w:eastAsia="微软雅黑"/>
+          <w:b w:val="0"/>
+          <w:sz w:val="21"/>
+        </w:rPr>
+        <w:t xml:space="preserve">带 </w:t>
+      </w:r>
+      <w:r>
+        <w:rPr>
+          <w:rFonts w:ascii="Consolas" w:hAnsi="Consolas" w:eastAsia="Consolas"/>
+          <w:b w:val="0"/>
+          <w:sz w:val="20"/>
+        </w:rPr>
+        <w:t>&lt;&lt;&lt;</w:t>
+      </w:r>
+      <w:r>
+        <w:rPr>
+          <w:rFonts w:ascii="微软雅黑" w:hAnsi="微软雅黑" w:eastAsia="微软雅黑"/>
+          <w:b w:val="0"/>
+          <w:sz w:val="21"/>
+        </w:rPr>
+        <w:t xml:space="preserve"> 的那行就是命中位置，可以直接对照十六进制编辑器定位。</w:t>
+      </w:r>
+    </w:p>
+    <w:p>
+      <w:pPr>
+        <w:spacing w:after="60" w:line="317" w:lineRule="auto"/>
+      </w:pPr>
+      <w:r>
+        <w:rPr>
+          <w:rFonts w:ascii="微软雅黑" w:hAnsi="微软雅黑" w:eastAsia="微软雅黑"/>
+          <w:b/>
+          <w:sz w:val="21"/>
+        </w:rPr>
+        <w:t>还能搜自定义关键词</w:t>
+      </w:r>
+      <w:r>
+        <w:rPr>
+          <w:rFonts w:ascii="微软雅黑" w:hAnsi="微软雅黑" w:eastAsia="微软雅黑"/>
+          <w:b w:val="0"/>
+          <w:sz w:val="21"/>
+        </w:rPr>
+        <w:t xml:space="preserve">：除了 flag，也可以搜 </w:t>
+      </w:r>
+      <w:r>
+        <w:rPr>
+          <w:rFonts w:ascii="Consolas" w:hAnsi="Consolas" w:eastAsia="Consolas"/>
+          <w:b w:val="0"/>
+          <w:sz w:val="20"/>
+        </w:rPr>
+        <w:t>password</w:t>
+      </w:r>
+      <w:r>
+        <w:rPr>
+          <w:rFonts w:ascii="微软雅黑" w:hAnsi="微软雅黑" w:eastAsia="微软雅黑"/>
+          <w:b w:val="0"/>
+          <w:sz w:val="21"/>
+        </w:rPr>
+        <w:t>、</w:t>
+      </w:r>
+      <w:r>
+        <w:rPr>
+          <w:rFonts w:ascii="Consolas" w:hAnsi="Consolas" w:eastAsia="Consolas"/>
+          <w:b w:val="0"/>
+          <w:sz w:val="20"/>
+        </w:rPr>
+        <w:t>secret</w:t>
+      </w:r>
+      <w:r>
+        <w:rPr>
+          <w:rFonts w:ascii="微软雅黑" w:hAnsi="微软雅黑" w:eastAsia="微软雅黑"/>
+          <w:b w:val="0"/>
+          <w:sz w:val="21"/>
+        </w:rPr>
+        <w:t>、</w:t>
+      </w:r>
+      <w:r>
+        <w:rPr>
+          <w:rFonts w:ascii="Consolas" w:hAnsi="Consolas" w:eastAsia="Consolas"/>
+          <w:b w:val="0"/>
+          <w:sz w:val="20"/>
+        </w:rPr>
+        <w:t>key</w:t>
+      </w:r>
+      <w:r>
+        <w:rPr>
+          <w:rFonts w:ascii="微软雅黑" w:hAnsi="微软雅黑" w:eastAsia="微软雅黑"/>
+          <w:b w:val="0"/>
+          <w:sz w:val="21"/>
+        </w:rPr>
+        <w:t xml:space="preserve"> 这些。</w:t>
+      </w:r>
+    </w:p>
+    <w:p>
+      <w:pPr>
+        <w:spacing w:after="60" w:line="317" w:lineRule="auto"/>
+      </w:pPr>
+      <w:r>
+        <w:rPr>
+          <w:rFonts w:ascii="微软雅黑" w:hAnsi="微软雅黑" w:eastAsia="微软雅黑"/>
+          <w:b/>
+          <w:sz w:val="21"/>
+        </w:rPr>
+        <w:t>大文件也支持</w:t>
+      </w:r>
+      <w:r>
+        <w:rPr>
+          <w:rFonts w:ascii="微软雅黑" w:hAnsi="微软雅黑" w:eastAsia="微软雅黑"/>
+          <w:b w:val="0"/>
+          <w:sz w:val="21"/>
+        </w:rPr>
+        <w:t>：超过 32MB 的文件会分块扫（块间留 64KB 重叠，不会漏跨界的数据）。</w:t>
+      </w:r>
+    </w:p>
+    <w:p>
+      <w:pPr>
+        <w:spacing w:after="60" w:line="317" w:lineRule="auto"/>
+      </w:pPr>
+      <w:r>
+        <w:rPr>
+          <w:rFonts w:ascii="微软雅黑" w:hAnsi="微软雅黑" w:eastAsia="微软雅黑"/>
+          <w:b/>
+          <w:sz w:val="21"/>
+        </w:rPr>
+        <w:t>性能说明</w:t>
+      </w:r>
+      <w:r>
+        <w:rPr>
+          <w:rFonts w:ascii="微软雅黑" w:hAnsi="微软雅黑" w:eastAsia="微软雅黑"/>
+          <w:b w:val="0"/>
+          <w:sz w:val="21"/>
+        </w:rPr>
+        <w:t>：小文件（&lt;4MB）会做异或扫描（256 次），4~32MB 只做快速编码扫描，</w:t>
+      </w:r>
+    </w:p>
+    <w:p>
+      <w:pPr>
+        <w:spacing w:after="60" w:line="317" w:lineRule="auto"/>
+      </w:pPr>
+      <w:r>
+        <w:rPr>
+          <w:rFonts w:ascii="微软雅黑" w:hAnsi="微软雅黑" w:eastAsia="微软雅黑"/>
+          <w:b w:val="0"/>
+          <w:sz w:val="21"/>
+        </w:rPr>
+        <w:t>超过 32MB 分块处理。</w:t>
+      </w:r>
+    </w:p>
+    <w:p>
+      <w:pPr>
         <w:spacing w:after="60" w:line="317" w:lineRule="auto"/>
       </w:pPr>
       <w:r>
@@ -6410,6 +7525,36 @@
           <w:sz w:val="21"/>
         </w:rPr>
         <w:t xml:space="preserve"> —— 频谱图、小波子带、JPEG 结构、DCT 系数隐写，见下面单独一节</w:t>
+      </w:r>
+    </w:p>
+    <w:p>
+      <w:pPr>
+        <w:spacing w:after="60" w:line="317" w:lineRule="auto"/>
+        <w:ind w:left="283"/>
+      </w:pPr>
+      <w:r>
+        <w:rPr>
+          <w:rFonts w:ascii="微软雅黑" w:hAnsi="微软雅黑" w:eastAsia="微软雅黑"/>
+          <w:b w:val="0"/>
+          <w:sz w:val="21"/>
+        </w:rPr>
+        <w:t xml:space="preserve">14. </w:t>
+      </w:r>
+      <w:r>
+        <w:rPr>
+          <w:rFonts w:ascii="微软雅黑" w:hAnsi="微软雅黑" w:eastAsia="微软雅黑"/>
+          <w:b/>
+          <w:sz w:val="21"/>
+        </w:rPr>
+        <w:t>二进制全编码扫描</w:t>
+      </w:r>
+      <w:r>
+        <w:rPr>
+          <w:rFonts w:ascii="微软雅黑" w:hAnsi="微软雅黑" w:eastAsia="微软雅黑"/>
+          <w:b w:val="0"/>
+          <w:sz w:val="21"/>
+        </w:rPr>
+        <w:t xml:space="preserve"> —— 在原始字节上扫 11 种藏法（ascii / UTF-16LE/BE / hex 连写与带空格 / base64 / 反转 / 单字节异或 / URL 全编码与部分编码 / GBK），给出偏移 + hexdump 上下文</w:t>
       </w:r>
     </w:p>
     <w:p>

--- a/使用说明.docx
+++ b/使用说明.docx
@@ -6694,7 +6694,7 @@
                 <w:b/>
                 <w:sz w:val="18"/>
               </w:rPr>
-              <w:t>GBK 中文</w:t>
+              <w:t>UTF-8 中文</w:t>
             </w:r>
           </w:p>
         </w:tc>
@@ -6709,11 +6709,11 @@
             <w:r/>
             <w:r>
               <w:rPr>
-                <w:rFonts w:ascii="微软雅黑" w:hAnsi="微软雅黑" w:eastAsia="微软雅黑"/>
+                <w:rFonts w:ascii="Consolas" w:hAnsi="Consolas" w:eastAsia="Consolas"/>
                 <w:b w:val="0"/>
-                <w:sz w:val="18"/>
-              </w:rPr>
-              <w:t>中文 flag 或中文提示</w:t>
+                <w:sz w:val="17"/>
+              </w:rPr>
+              <w:t>flag{中文}</w:t>
             </w:r>
           </w:p>
         </w:tc>
@@ -6732,6 +6732,65 @@
                 <w:b w:val="0"/>
                 <w:sz w:val="18"/>
               </w:rPr>
+              <w:t>按 UTF-8 解码后匹配</w:t>
+            </w:r>
+          </w:p>
+        </w:tc>
+      </w:tr>
+      <w:tr>
+        <w:tc>
+          <w:tcPr>
+            <w:tcW w:type="dxa" w:w="3249"/>
+          </w:tcPr>
+          <w:p>
+            <w:pPr>
+              <w:spacing w:after="20" w:line="276" w:lineRule="auto"/>
+            </w:pPr>
+            <w:r/>
+            <w:r>
+              <w:rPr>
+                <w:rFonts w:ascii="微软雅黑" w:hAnsi="微软雅黑" w:eastAsia="微软雅黑"/>
+                <w:b/>
+                <w:sz w:val="18"/>
+              </w:rPr>
+              <w:t>GBK 中文</w:t>
+            </w:r>
+          </w:p>
+        </w:tc>
+        <w:tc>
+          <w:tcPr>
+            <w:tcW w:type="dxa" w:w="3249"/>
+          </w:tcPr>
+          <w:p>
+            <w:pPr>
+              <w:spacing w:after="20" w:line="276" w:lineRule="auto"/>
+            </w:pPr>
+            <w:r/>
+            <w:r>
+              <w:rPr>
+                <w:rFonts w:ascii="微软雅黑" w:hAnsi="微软雅黑" w:eastAsia="微软雅黑"/>
+                <w:b w:val="0"/>
+                <w:sz w:val="18"/>
+              </w:rPr>
+              <w:t>中文 flag 或中文提示</w:t>
+            </w:r>
+          </w:p>
+        </w:tc>
+        <w:tc>
+          <w:tcPr>
+            <w:tcW w:type="dxa" w:w="3249"/>
+          </w:tcPr>
+          <w:p>
+            <w:pPr>
+              <w:spacing w:after="20" w:line="276" w:lineRule="auto"/>
+            </w:pPr>
+            <w:r/>
+            <w:r>
+              <w:rPr>
+                <w:rFonts w:ascii="微软雅黑" w:hAnsi="微软雅黑" w:eastAsia="微软雅黑"/>
+                <w:b w:val="0"/>
+                <w:sz w:val="18"/>
+              </w:rPr>
               <w:t>按 GBK 解码后匹配</w:t>
             </w:r>
           </w:p>
@@ -6897,6 +6956,154 @@
           <w:sz w:val="21"/>
         </w:rPr>
         <w:t xml:space="preserve"> 的那行就是命中位置，可以直接对照十六进制编辑器定位。</w:t>
+      </w:r>
+    </w:p>
+    <w:p>
+      <w:pPr>
+        <w:spacing w:after="60" w:line="317" w:lineRule="auto"/>
+      </w:pPr>
+      <w:r>
+        <w:rPr>
+          <w:rFonts w:ascii="微软雅黑" w:hAnsi="微软雅黑" w:eastAsia="微软雅黑"/>
+          <w:b/>
+          <w:sz w:val="21"/>
+        </w:rPr>
+        <w:t>★ 扫到之后还会继续往下剥，最多 3 层</w:t>
+      </w:r>
+    </w:p>
+    <w:p>
+      <w:pPr>
+        <w:spacing w:after="60" w:line="317" w:lineRule="auto"/>
+      </w:pPr>
+      <w:r>
+        <w:rPr>
+          <w:rFonts w:ascii="微软雅黑" w:hAnsi="微软雅黑" w:eastAsia="微软雅黑"/>
+          <w:b w:val="0"/>
+          <w:sz w:val="21"/>
+        </w:rPr>
+        <w:t>很多题是「文件里存的不是 flag，而是 base64(hex(base64(flag)))」。</w:t>
+      </w:r>
+    </w:p>
+    <w:p>
+      <w:pPr>
+        <w:spacing w:after="60" w:line="317" w:lineRule="auto"/>
+      </w:pPr>
+      <w:r>
+        <w:rPr>
+          <w:rFonts w:ascii="微软雅黑" w:hAnsi="微软雅黑" w:eastAsia="微软雅黑"/>
+          <w:b w:val="0"/>
+          <w:sz w:val="21"/>
+        </w:rPr>
+        <w:t>扫到这种内容后，工具会自动往下剥编码，</w:t>
+      </w:r>
+      <w:r>
+        <w:rPr>
+          <w:rFonts w:ascii="微软雅黑" w:hAnsi="微软雅黑" w:eastAsia="微软雅黑"/>
+          <w:b/>
+          <w:sz w:val="21"/>
+        </w:rPr>
+        <w:t>最多剥 3 层</w:t>
+      </w:r>
+      <w:r>
+        <w:rPr>
+          <w:rFonts w:ascii="微软雅黑" w:hAnsi="微软雅黑" w:eastAsia="微软雅黑"/>
+          <w:b w:val="0"/>
+          <w:sz w:val="21"/>
+        </w:rPr>
+        <w:t>（再深基本是浪费时间）：</w:t>
+      </w:r>
+    </w:p>
+    <w:p>
+      <w:pPr>
+        <w:spacing w:after="0" w:before="60" w:line="269" w:lineRule="auto"/>
+        <w:ind w:left="198"/>
+        <w:shd w:fill="F2F4F7"/>
+      </w:pPr>
+      <w:r>
+        <w:rPr>
+          <w:rFonts w:ascii="Consolas" w:hAnsi="Consolas" w:eastAsia="Consolas"/>
+          <w:b w:val="0"/>
+          <w:sz w:val="18"/>
+        </w:rPr>
+        <w:t>[0x000006] 可疑编码串 → Base64 → Base16(Hex) → Base64</w:t>
+      </w:r>
+    </w:p>
+    <w:p>
+      <w:pPr>
+        <w:spacing w:after="0" w:before="0" w:line="269" w:lineRule="auto"/>
+        <w:ind w:left="198"/>
+        <w:shd w:fill="F2F4F7"/>
+      </w:pPr>
+      <w:r>
+        <w:rPr>
+          <w:rFonts w:ascii="Consolas" w:hAnsi="Consolas" w:eastAsia="Consolas"/>
+          <w:b w:val="0"/>
+          <w:sz w:val="18"/>
+        </w:rPr>
+        <w:t xml:space="preserve">  -&gt; flag{deep_chain_ok}</w:t>
+      </w:r>
+    </w:p>
+    <w:p>
+      <w:pPr>
+        <w:spacing w:after="60" w:line="317" w:lineRule="auto"/>
+      </w:pPr>
+      <w:r>
+        <w:rPr>
+          <w:rFonts w:ascii="微软雅黑" w:hAnsi="微软雅黑" w:eastAsia="微软雅黑"/>
+          <w:b w:val="0"/>
+          <w:sz w:val="21"/>
+        </w:rPr>
+        <w:t>链路直接写在「编码形式」那一栏，一眼能看出套了几层、每层是什么。</w:t>
+      </w:r>
+    </w:p>
+    <w:p>
+      <w:pPr>
+        <w:spacing w:after="60" w:line="317" w:lineRule="auto"/>
+      </w:pPr>
+      <w:r>
+        <w:rPr>
+          <w:rFonts w:ascii="微软雅黑" w:hAnsi="微软雅黑" w:eastAsia="微软雅黑"/>
+          <w:b/>
+          <w:sz w:val="21"/>
+        </w:rPr>
+        <w:t>只对「看起来像编码」的内容往下剥</w:t>
+      </w:r>
+      <w:r>
+        <w:rPr>
+          <w:rFonts w:ascii="微软雅黑" w:hAnsi="微软雅黑" w:eastAsia="微软雅黑"/>
+          <w:b w:val="0"/>
+          <w:sz w:val="21"/>
+        </w:rPr>
+        <w:t>（纯二进制串、hex、base64、URL 编码、摩斯、数字串），</w:t>
+      </w:r>
+    </w:p>
+    <w:p>
+      <w:pPr>
+        <w:spacing w:after="60" w:line="317" w:lineRule="auto"/>
+      </w:pPr>
+      <w:r>
+        <w:rPr>
+          <w:rFonts w:ascii="微软雅黑" w:hAnsi="微软雅黑" w:eastAsia="微软雅黑"/>
+          <w:b w:val="0"/>
+          <w:sz w:val="21"/>
+        </w:rPr>
+        <w:t xml:space="preserve">已经是完整 </w:t>
+      </w:r>
+      <w:r>
+        <w:rPr>
+          <w:rFonts w:ascii="Consolas" w:hAnsi="Consolas" w:eastAsia="Consolas"/>
+          <w:b w:val="0"/>
+          <w:sz w:val="20"/>
+        </w:rPr>
+        <w:t>flag{...}</w:t>
+      </w:r>
+      <w:r>
+        <w:rPr>
+          <w:rFonts w:ascii="微软雅黑" w:hAnsi="微软雅黑" w:eastAsia="微软雅黑"/>
+          <w:b w:val="0"/>
+          <w:sz w:val="21"/>
+        </w:rPr>
+        <w:t xml:space="preserve"> 的不会再动，所以不会浪费时间。</w:t>
       </w:r>
     </w:p>
     <w:p>

--- a/使用说明.docx
+++ b/使用说明.docx
@@ -4720,7 +4720,7 @@
           <w:color w:val="1F4E79"/>
           <w:sz w:val="26"/>
         </w:rPr>
-        <w:t>六、九个面板怎么用</w:t>
+        <w:t>六、十个面板怎么用</w:t>
       </w:r>
     </w:p>
     <w:p>
@@ -5013,7 +5013,7 @@
           <w:color w:val="1F4E79"/>
           <w:sz w:val="23"/>
         </w:rPr>
-        <w:t>八个面板怎么用</w:t>
+        <w:t>九个面板怎么用</w:t>
       </w:r>
     </w:p>
     <w:p>
@@ -5324,6 +5324,376 @@
           <w:sz w:val="21"/>
         </w:rPr>
         <w:t>还能顺带生成频谱图。</w:t>
+      </w:r>
+    </w:p>
+    <w:p>
+      <w:pPr>
+        <w:spacing w:after="60" w:line="317" w:lineRule="auto"/>
+      </w:pPr>
+      <w:r>
+        <w:rPr>
+          <w:rFonts w:ascii="微软雅黑" w:hAnsi="微软雅黑" w:eastAsia="微软雅黑"/>
+          <w:b/>
+          <w:sz w:val="21"/>
+        </w:rPr>
+        <w:t>★ 拿到的是证书 / 流量包？自动解析协议结构</w:t>
+      </w:r>
+      <w:r>
+        <w:rPr>
+          <w:rFonts w:ascii="微软雅黑" w:hAnsi="微软雅黑" w:eastAsia="微软雅黑"/>
+          <w:b w:val="0"/>
+          <w:sz w:val="21"/>
+        </w:rPr>
+        <w:t>（新增）：</w:t>
+      </w:r>
+    </w:p>
+    <w:tbl>
+      <w:tblPr>
+        <w:tblStyle w:val="TableGrid"/>
+        <w:tblW w:type="auto" w:w="0"/>
+        <w:jc w:val="center"/>
+        <w:tblLayout w:type="autofit"/>
+        <w:tblLook w:firstColumn="1" w:firstRow="1" w:lastColumn="0" w:lastRow="0" w:noHBand="0" w:noVBand="1" w:val="04A0"/>
+      </w:tblPr>
+      <w:tblGrid>
+        <w:gridCol w:w="4873"/>
+        <w:gridCol w:w="4873"/>
+      </w:tblGrid>
+      <w:tr>
+        <w:tc>
+          <w:tcPr>
+            <w:tcW w:type="dxa" w:w="4873"/>
+            <w:shd w:fill="1F4E79"/>
+          </w:tcPr>
+          <w:p>
+            <w:pPr>
+              <w:spacing w:after="20" w:line="276" w:lineRule="auto"/>
+            </w:pPr>
+            <w:r/>
+            <w:r>
+              <w:rPr>
+                <w:rFonts w:ascii="微软雅黑" w:hAnsi="微软雅黑" w:eastAsia="微软雅黑"/>
+                <w:b/>
+                <w:color w:val="FFFFFF"/>
+                <w:sz w:val="18"/>
+              </w:rPr>
+              <w:t>文件</w:t>
+            </w:r>
+          </w:p>
+        </w:tc>
+        <w:tc>
+          <w:tcPr>
+            <w:tcW w:type="dxa" w:w="4873"/>
+            <w:shd w:fill="1F4E79"/>
+          </w:tcPr>
+          <w:p>
+            <w:pPr>
+              <w:spacing w:after="20" w:line="276" w:lineRule="auto"/>
+            </w:pPr>
+            <w:r/>
+            <w:r>
+              <w:rPr>
+                <w:rFonts w:ascii="微软雅黑" w:hAnsi="微软雅黑" w:eastAsia="微软雅黑"/>
+                <w:b/>
+                <w:color w:val="FFFFFF"/>
+                <w:sz w:val="18"/>
+              </w:rPr>
+              <w:t>工具做什么</w:t>
+            </w:r>
+          </w:p>
+        </w:tc>
+      </w:tr>
+      <w:tr>
+        <w:tc>
+          <w:tcPr>
+            <w:tcW w:type="dxa" w:w="4873"/>
+          </w:tcPr>
+          <w:p>
+            <w:pPr>
+              <w:spacing w:after="20" w:line="276" w:lineRule="auto"/>
+            </w:pPr>
+            <w:r/>
+            <w:r>
+              <w:rPr>
+                <w:rFonts w:ascii="Consolas" w:hAnsi="Consolas" w:eastAsia="Consolas"/>
+                <w:b w:val="0"/>
+                <w:sz w:val="17"/>
+              </w:rPr>
+              <w:t>.pem</w:t>
+            </w:r>
+            <w:r>
+              <w:rPr>
+                <w:rFonts w:ascii="微软雅黑" w:hAnsi="微软雅黑" w:eastAsia="微软雅黑"/>
+                <w:b w:val="0"/>
+                <w:sz w:val="18"/>
+              </w:rPr>
+              <w:t xml:space="preserve"> / </w:t>
+            </w:r>
+            <w:r>
+              <w:rPr>
+                <w:rFonts w:ascii="Consolas" w:hAnsi="Consolas" w:eastAsia="Consolas"/>
+                <w:b w:val="0"/>
+                <w:sz w:val="17"/>
+              </w:rPr>
+              <w:t>.crt</w:t>
+            </w:r>
+            <w:r>
+              <w:rPr>
+                <w:rFonts w:ascii="微软雅黑" w:hAnsi="微软雅黑" w:eastAsia="微软雅黑"/>
+                <w:b w:val="0"/>
+                <w:sz w:val="18"/>
+              </w:rPr>
+              <w:t xml:space="preserve"> / </w:t>
+            </w:r>
+            <w:r>
+              <w:rPr>
+                <w:rFonts w:ascii="Consolas" w:hAnsi="Consolas" w:eastAsia="Consolas"/>
+                <w:b w:val="0"/>
+                <w:sz w:val="17"/>
+              </w:rPr>
+              <w:t>.cer</w:t>
+            </w:r>
+            <w:r>
+              <w:rPr>
+                <w:rFonts w:ascii="微软雅黑" w:hAnsi="微软雅黑" w:eastAsia="微软雅黑"/>
+                <w:b w:val="0"/>
+                <w:sz w:val="18"/>
+              </w:rPr>
+              <w:t xml:space="preserve"> / 裸 DER</w:t>
+            </w:r>
+          </w:p>
+        </w:tc>
+        <w:tc>
+          <w:tcPr>
+            <w:tcW w:type="dxa" w:w="4873"/>
+          </w:tcPr>
+          <w:p>
+            <w:pPr>
+              <w:spacing w:after="20" w:line="276" w:lineRule="auto"/>
+            </w:pPr>
+            <w:r/>
+            <w:r>
+              <w:rPr>
+                <w:rFonts w:ascii="微软雅黑" w:hAnsi="微软雅黑" w:eastAsia="微软雅黑"/>
+                <w:b/>
+                <w:sz w:val="18"/>
+              </w:rPr>
+              <w:t>X.509 解析</w:t>
+            </w:r>
+            <w:r>
+              <w:rPr>
+                <w:rFonts w:ascii="微软雅黑" w:hAnsi="微软雅黑" w:eastAsia="微软雅黑"/>
+                <w:b w:val="0"/>
+                <w:sz w:val="18"/>
+              </w:rPr>
+              <w:t>：版本、序列号、签名算法、主体/签发者、有效期（过期会标出来）、公钥、</w:t>
+            </w:r>
+            <w:r>
+              <w:rPr>
+                <w:rFonts w:ascii="微软雅黑" w:hAnsi="微软雅黑" w:eastAsia="微软雅黑"/>
+                <w:b/>
+                <w:sz w:val="18"/>
+              </w:rPr>
+              <w:t>SAN 与自定义扩展</w:t>
+            </w:r>
+            <w:r>
+              <w:rPr>
+                <w:rFonts w:ascii="微软雅黑" w:hAnsi="微软雅黑" w:eastAsia="微软雅黑"/>
+                <w:b w:val="0"/>
+                <w:sz w:val="18"/>
+              </w:rPr>
+              <w:t>、自签名判断；签名算法是 MD5/SHA1 会提示「可尝试伪造」；</w:t>
+            </w:r>
+            <w:r>
+              <w:rPr>
+                <w:rFonts w:ascii="微软雅黑" w:hAnsi="微软雅黑" w:eastAsia="微软雅黑"/>
+                <w:b/>
+                <w:sz w:val="18"/>
+              </w:rPr>
+              <w:t>每个字段都自动找 flag</w:t>
+            </w:r>
+            <w:r>
+              <w:rPr>
+                <w:rFonts w:ascii="微软雅黑" w:hAnsi="微软雅黑" w:eastAsia="微软雅黑"/>
+                <w:b w:val="0"/>
+                <w:sz w:val="18"/>
+              </w:rPr>
+              <w:t>；证书后面还挂着数据也会报出来</w:t>
+            </w:r>
+          </w:p>
+        </w:tc>
+      </w:tr>
+      <w:tr>
+        <w:tc>
+          <w:tcPr>
+            <w:tcW w:type="dxa" w:w="4873"/>
+          </w:tcPr>
+          <w:p>
+            <w:pPr>
+              <w:spacing w:after="20" w:line="276" w:lineRule="auto"/>
+            </w:pPr>
+            <w:r/>
+            <w:r>
+              <w:rPr>
+                <w:rFonts w:ascii="微软雅黑" w:hAnsi="微软雅黑" w:eastAsia="微软雅黑"/>
+                <w:b w:val="0"/>
+                <w:sz w:val="18"/>
+              </w:rPr>
+              <w:t>TLS 记录流 / 含 TLS 的 pcap</w:t>
+            </w:r>
+          </w:p>
+        </w:tc>
+        <w:tc>
+          <w:tcPr>
+            <w:tcW w:type="dxa" w:w="4873"/>
+          </w:tcPr>
+          <w:p>
+            <w:pPr>
+              <w:spacing w:after="20" w:line="276" w:lineRule="auto"/>
+            </w:pPr>
+            <w:r/>
+            <w:r>
+              <w:rPr>
+                <w:rFonts w:ascii="微软雅黑" w:hAnsi="微软雅黑" w:eastAsia="微软雅黑"/>
+                <w:b/>
+                <w:sz w:val="18"/>
+              </w:rPr>
+              <w:t>TLS 解析</w:t>
+            </w:r>
+            <w:r>
+              <w:rPr>
+                <w:rFonts w:ascii="微软雅黑" w:hAnsi="微软雅黑" w:eastAsia="微软雅黑"/>
+                <w:b w:val="0"/>
+                <w:sz w:val="18"/>
+              </w:rPr>
+              <w:t xml:space="preserve">：记录层统计、ClientHello 的 </w:t>
+            </w:r>
+            <w:r>
+              <w:rPr>
+                <w:rFonts w:ascii="微软雅黑" w:hAnsi="微软雅黑" w:eastAsia="微软雅黑"/>
+                <w:b/>
+                <w:sz w:val="18"/>
+              </w:rPr>
+              <w:t>SNI / ALPN / 支持的版本 / 套件</w:t>
+            </w:r>
+            <w:r>
+              <w:rPr>
+                <w:rFonts w:ascii="微软雅黑" w:hAnsi="微软雅黑" w:eastAsia="微软雅黑"/>
+                <w:b w:val="0"/>
+                <w:sz w:val="18"/>
+              </w:rPr>
+              <w:t>、ServerHello、</w:t>
+            </w:r>
+            <w:r>
+              <w:rPr>
+                <w:rFonts w:ascii="微软雅黑" w:hAnsi="微软雅黑" w:eastAsia="微软雅黑"/>
+                <w:b/>
+                <w:sz w:val="18"/>
+              </w:rPr>
+              <w:t>Certificate 链（自动转 X.509 解析）</w:t>
+            </w:r>
+            <w:r>
+              <w:rPr>
+                <w:rFonts w:ascii="微软雅黑" w:hAnsi="微软雅黑" w:eastAsia="微软雅黑"/>
+                <w:b w:val="0"/>
+                <w:sz w:val="18"/>
+              </w:rPr>
+              <w:t>、Alert 告警含义；TLS1.2 及以前的</w:t>
+            </w:r>
+            <w:r>
+              <w:rPr>
+                <w:rFonts w:ascii="微软雅黑" w:hAnsi="微软雅黑" w:eastAsia="微软雅黑"/>
+                <w:b/>
+                <w:sz w:val="18"/>
+              </w:rPr>
+              <w:t>明文应用数据</w:t>
+            </w:r>
+            <w:r>
+              <w:rPr>
+                <w:rFonts w:ascii="微软雅黑" w:hAnsi="微软雅黑" w:eastAsia="微软雅黑"/>
+                <w:b w:val="0"/>
+                <w:sz w:val="18"/>
+              </w:rPr>
+              <w:t>里也找 flag</w:t>
+            </w:r>
+          </w:p>
+        </w:tc>
+      </w:tr>
+    </w:tbl>
+    <w:p>
+      <w:pPr>
+        <w:spacing w:after="40"/>
+      </w:pPr>
+    </w:p>
+    <w:p>
+      <w:pPr>
+        <w:spacing w:after="60" w:line="317" w:lineRule="auto"/>
+      </w:pPr>
+      <w:r>
+        <w:rPr>
+          <w:rFonts w:ascii="微软雅黑" w:hAnsi="微软雅黑" w:eastAsia="微软雅黑"/>
+          <w:b/>
+          <w:sz w:val="21"/>
+        </w:rPr>
+        <w:t>★ 图片上是文字？直接 OCR</w:t>
+      </w:r>
+      <w:r>
+        <w:rPr>
+          <w:rFonts w:ascii="微软雅黑" w:hAnsi="微软雅黑" w:eastAsia="微软雅黑"/>
+          <w:b w:val="0"/>
+          <w:sz w:val="21"/>
+        </w:rPr>
+        <w:t>（新增）：装了 tesseract 就自动识别，</w:t>
+      </w:r>
+    </w:p>
+    <w:p>
+      <w:pPr>
+        <w:spacing w:after="60" w:line="317" w:lineRule="auto"/>
+      </w:pPr>
+      <w:r>
+        <w:rPr>
+          <w:rFonts w:ascii="微软雅黑" w:hAnsi="微软雅黑" w:eastAsia="微软雅黑"/>
+          <w:b/>
+          <w:sz w:val="21"/>
+        </w:rPr>
+        <w:t>中英文双语</w:t>
+      </w:r>
+      <w:r>
+        <w:rPr>
+          <w:rFonts w:ascii="微软雅黑" w:hAnsi="微软雅黑" w:eastAsia="微软雅黑"/>
+          <w:b w:val="0"/>
+          <w:sz w:val="21"/>
+        </w:rPr>
+        <w:t>（</w:t>
+      </w:r>
+      <w:r>
+        <w:rPr>
+          <w:rFonts w:ascii="Consolas" w:hAnsi="Consolas" w:eastAsia="Consolas"/>
+          <w:b w:val="0"/>
+          <w:sz w:val="20"/>
+        </w:rPr>
+        <w:t>chi_sim+eng</w:t>
+      </w:r>
+      <w:r>
+        <w:rPr>
+          <w:rFonts w:ascii="微软雅黑" w:hAnsi="微软雅黑" w:eastAsia="微软雅黑"/>
+          <w:b w:val="0"/>
+          <w:sz w:val="21"/>
+        </w:rPr>
+        <w:t>），截图题的 flag、报错信息、提示语都能抠出来。</w:t>
+      </w:r>
+    </w:p>
+    <w:p>
+      <w:pPr>
+        <w:spacing w:after="60" w:line="317" w:lineRule="auto"/>
+      </w:pPr>
+      <w:r>
+        <w:rPr>
+          <w:rFonts w:ascii="微软雅黑" w:hAnsi="微软雅黑" w:eastAsia="微软雅黑"/>
+          <w:b w:val="0"/>
+          <w:sz w:val="21"/>
+        </w:rPr>
+        <w:t>没装也不影响其他功能，只在结果里提示一句怎么装。</w:t>
       </w:r>
     </w:p>
     <w:p>
@@ -5920,7 +6290,7 @@
           <w:color w:val="1F4E79"/>
           <w:sz w:val="22"/>
         </w:rPr>
-        <w:t>★ 任意文件的二进制扫描：11 种藏法一次扫完（新增）</w:t>
+        <w:t>★ 任意文件的二进制扫描：12 种藏法一次扫完</w:t>
       </w:r>
     </w:p>
     <w:p>
@@ -7761,7 +8131,7 @@
           <w:b w:val="0"/>
           <w:sz w:val="21"/>
         </w:rPr>
-        <w:t xml:space="preserve"> —— 在原始字节上扫 11 种藏法（ascii / UTF-16LE/BE / hex 连写与带空格 / base64 / 反转 / 单字节异或 / URL 全编码与部分编码 / GBK），给出偏移 + hexdump 上下文</w:t>
+        <w:t xml:space="preserve"> —— 在原始字节上扫 12 种藏法（ascii / UTF-16LE/BE / hex 连写与带空格 / base64 / 反转 / 单字节异或 / URL 全编码与部分编码 / UTF-8 中文 / GBK），给出偏移 + hexdump 上下文</w:t>
       </w:r>
     </w:p>
     <w:p>
@@ -16846,6 +17216,560 @@
           <w:sz w:val="21"/>
         </w:rPr>
         <w:t>。内部自己实现了 LLL 格基约减（精确分数运算，不怕大数溢出）+ sympy 求根，实测 1024 位 n、未知 80 位也能在 0.5 秒内恢复 |</w:t>
+      </w:r>
+    </w:p>
+    <w:p>
+      <w:pPr>
+        <w:pStyle w:val="Heading3"/>
+        <w:spacing w:before="180" w:after="100"/>
+      </w:pPr>
+      <w:r>
+        <w:rPr>
+          <w:rFonts w:ascii="微软雅黑" w:hAnsi="微软雅黑" w:eastAsia="微软雅黑"/>
+          <w:b/>
+          <w:color w:val="1F4E79"/>
+          <w:sz w:val="23"/>
+        </w:rPr>
+        <w:t>⑩ 十六进制 —— 选文件，直接看字节</w:t>
+      </w:r>
+    </w:p>
+    <w:p>
+      <w:pPr>
+        <w:spacing w:after="60" w:line="317" w:lineRule="auto"/>
+      </w:pPr>
+      <w:r>
+        <w:rPr>
+          <w:rFonts w:ascii="微软雅黑" w:hAnsi="微软雅黑" w:eastAsia="微软雅黑"/>
+          <w:b/>
+          <w:sz w:val="21"/>
+        </w:rPr>
+        <w:t>输入</w:t>
+      </w:r>
+      <w:r>
+        <w:rPr>
+          <w:rFonts w:ascii="微软雅黑" w:hAnsi="微软雅黑" w:eastAsia="微软雅黑"/>
+          <w:b w:val="0"/>
+          <w:sz w:val="21"/>
+        </w:rPr>
+        <w:t>：任意文件</w:t>
+      </w:r>
+    </w:p>
+    <w:p>
+      <w:pPr>
+        <w:spacing w:after="60" w:line="317" w:lineRule="auto"/>
+      </w:pPr>
+      <w:r>
+        <w:rPr>
+          <w:rFonts w:ascii="微软雅黑" w:hAnsi="微软雅黑" w:eastAsia="微软雅黑"/>
+          <w:b/>
+          <w:sz w:val="21"/>
+        </w:rPr>
+        <w:t>用途</w:t>
+      </w:r>
+      <w:r>
+        <w:rPr>
+          <w:rFonts w:ascii="微软雅黑" w:hAnsi="微软雅黑" w:eastAsia="微软雅黑"/>
+          <w:b w:val="0"/>
+          <w:sz w:val="21"/>
+        </w:rPr>
+        <w:t>：不想开 010 Editor / HxD 的时候，直接在工具里看字节。</w:t>
+      </w:r>
+    </w:p>
+    <w:p>
+      <w:pPr>
+        <w:spacing w:after="60" w:line="317" w:lineRule="auto"/>
+      </w:pPr>
+      <w:r>
+        <w:rPr>
+          <w:rFonts w:ascii="微软雅黑" w:hAnsi="微软雅黑" w:eastAsia="微软雅黑"/>
+          <w:b/>
+          <w:sz w:val="21"/>
+        </w:rPr>
+        <w:t>桌面版</w:t>
+      </w:r>
+      <w:r>
+        <w:rPr>
+          <w:rFonts w:ascii="微软雅黑" w:hAnsi="微软雅黑" w:eastAsia="微软雅黑"/>
+          <w:b w:val="0"/>
+          <w:sz w:val="21"/>
+        </w:rPr>
+        <w:t>（选文件 → 点运行）给两样东西：</w:t>
+      </w:r>
+    </w:p>
+    <w:p>
+      <w:pPr>
+        <w:spacing w:after="60" w:line="317" w:lineRule="auto"/>
+        <w:ind w:left="283"/>
+      </w:pPr>
+      <w:r>
+        <w:rPr>
+          <w:rFonts w:ascii="微软雅黑" w:hAnsi="微软雅黑" w:eastAsia="微软雅黑"/>
+          <w:b w:val="0"/>
+          <w:sz w:val="21"/>
+        </w:rPr>
+        <w:t xml:space="preserve">1. </w:t>
+      </w:r>
+      <w:r>
+        <w:rPr>
+          <w:rFonts w:ascii="微软雅黑" w:hAnsi="微软雅黑" w:eastAsia="微软雅黑"/>
+          <w:b/>
+          <w:sz w:val="21"/>
+        </w:rPr>
+        <w:t>全文件 flag 偏移索引</w:t>
+      </w:r>
+      <w:r>
+        <w:rPr>
+          <w:rFonts w:ascii="微软雅黑" w:hAnsi="微软雅黑" w:eastAsia="微软雅黑"/>
+          <w:b w:val="0"/>
+          <w:sz w:val="21"/>
+        </w:rPr>
+        <w:t xml:space="preserve"> —— 顶部列出所有命中的偏移和编码形式，直接拿去十六进制编辑器定位</w:t>
+      </w:r>
+    </w:p>
+    <w:p>
+      <w:pPr>
+        <w:spacing w:after="60" w:line="317" w:lineRule="auto"/>
+        <w:ind w:left="283"/>
+      </w:pPr>
+      <w:r>
+        <w:rPr>
+          <w:rFonts w:ascii="微软雅黑" w:hAnsi="微软雅黑" w:eastAsia="微软雅黑"/>
+          <w:b w:val="0"/>
+          <w:sz w:val="21"/>
+        </w:rPr>
+        <w:t xml:space="preserve">2. </w:t>
+      </w:r>
+      <w:r>
+        <w:rPr>
+          <w:rFonts w:ascii="微软雅黑" w:hAnsi="微软雅黑" w:eastAsia="微软雅黑"/>
+          <w:b/>
+          <w:sz w:val="21"/>
+        </w:rPr>
+        <w:t>文件头 256 字节 + 文件尾 128 字节的 hexdump</w:t>
+      </w:r>
+      <w:r>
+        <w:rPr>
+          <w:rFonts w:ascii="微软雅黑" w:hAnsi="微软雅黑" w:eastAsia="微软雅黑"/>
+          <w:b w:val="0"/>
+          <w:sz w:val="21"/>
+        </w:rPr>
+        <w:t xml:space="preserve"> —— 偏移 | 16 字节 | ASCII 三栏</w:t>
+      </w:r>
+    </w:p>
+    <w:p>
+      <w:pPr>
+        <w:spacing w:after="0" w:before="60" w:line="269" w:lineRule="auto"/>
+        <w:ind w:left="198"/>
+        <w:shd w:fill="F2F4F7"/>
+      </w:pPr>
+      <w:r>
+        <w:rPr>
+          <w:rFonts w:ascii="Consolas" w:hAnsi="Consolas" w:eastAsia="Consolas"/>
+          <w:b w:val="0"/>
+          <w:sz w:val="18"/>
+        </w:rPr>
+        <w:t>★ 发现 1 处命中（偏移 + 编码形式）：</w:t>
+      </w:r>
+    </w:p>
+    <w:p>
+      <w:pPr>
+        <w:spacing w:after="0" w:before="0" w:line="269" w:lineRule="auto"/>
+        <w:ind w:left="198"/>
+        <w:shd w:fill="F2F4F7"/>
+      </w:pPr>
+      <w:r>
+        <w:rPr>
+          <w:rFonts w:ascii="Consolas" w:hAnsi="Consolas" w:eastAsia="Consolas"/>
+          <w:b w:val="0"/>
+          <w:sz w:val="18"/>
+        </w:rPr>
+        <w:t xml:space="preserve">   0x000000C0  [原始 ascii]  flag{hex_panel_test}</w:t>
+      </w:r>
+    </w:p>
+    <w:p>
+      <w:pPr>
+        <w:spacing w:after="0" w:before="0" w:line="269" w:lineRule="auto"/>
+        <w:ind w:left="198"/>
+        <w:shd w:fill="F2F4F7"/>
+      </w:pPr>
+      <w:r>
+        <w:rPr>
+          <w:rFonts w:ascii="Consolas" w:hAnsi="Consolas" w:eastAsia="Consolas"/>
+          <w:b w:val="0"/>
+          <w:sz w:val="18"/>
+        </w:rPr>
+        <w:t xml:space="preserve"> </w:t>
+      </w:r>
+    </w:p>
+    <w:p>
+      <w:pPr>
+        <w:spacing w:after="0" w:before="0" w:line="269" w:lineRule="auto"/>
+        <w:ind w:left="198"/>
+        <w:shd w:fill="F2F4F7"/>
+      </w:pPr>
+      <w:r>
+        <w:rPr>
+          <w:rFonts w:ascii="Consolas" w:hAnsi="Consolas" w:eastAsia="Consolas"/>
+          <w:b w:val="0"/>
+          <w:sz w:val="18"/>
+        </w:rPr>
+        <w:t>== 文件头 256 字节 ==</w:t>
+      </w:r>
+    </w:p>
+    <w:p>
+      <w:pPr>
+        <w:spacing w:after="0" w:before="0" w:line="269" w:lineRule="auto"/>
+        <w:ind w:left="198"/>
+        <w:shd w:fill="F2F4F7"/>
+      </w:pPr>
+      <w:r>
+        <w:rPr>
+          <w:rFonts w:ascii="Consolas" w:hAnsi="Consolas" w:eastAsia="Consolas"/>
+          <w:b w:val="0"/>
+          <w:sz w:val="18"/>
+        </w:rPr>
+        <w:t>00000000  89 50 4e 47 0d 0a 1a 0a 41 41 41 41 41 41 41 41  |.PNG....AAAAAAAA</w:t>
+      </w:r>
+    </w:p>
+    <w:p>
+      <w:pPr>
+        <w:spacing w:after="60" w:line="317" w:lineRule="auto"/>
+      </w:pPr>
+      <w:r>
+        <w:rPr>
+          <w:rFonts w:ascii="微软雅黑" w:hAnsi="微软雅黑" w:eastAsia="微软雅黑"/>
+          <w:b/>
+          <w:sz w:val="21"/>
+        </w:rPr>
+        <w:t>网页版</w:t>
+      </w:r>
+      <w:r>
+        <w:rPr>
+          <w:rFonts w:ascii="微软雅黑" w:hAnsi="微软雅黑" w:eastAsia="微软雅黑"/>
+          <w:b w:val="0"/>
+          <w:sz w:val="21"/>
+        </w:rPr>
+        <w:t>是</w:t>
+      </w:r>
+      <w:r>
+        <w:rPr>
+          <w:rFonts w:ascii="微软雅黑" w:hAnsi="微软雅黑" w:eastAsia="微软雅黑"/>
+          <w:b/>
+          <w:sz w:val="21"/>
+        </w:rPr>
+        <w:t>可交互的查看器</w:t>
+      </w:r>
+      <w:r>
+        <w:rPr>
+          <w:rFonts w:ascii="微软雅黑" w:hAnsi="微软雅黑" w:eastAsia="微软雅黑"/>
+          <w:b w:val="0"/>
+          <w:sz w:val="21"/>
+        </w:rPr>
+        <w:t>，比桌面版强：</w:t>
+      </w:r>
+    </w:p>
+    <w:tbl>
+      <w:tblPr>
+        <w:tblStyle w:val="TableGrid"/>
+        <w:tblW w:type="auto" w:w="0"/>
+        <w:jc w:val="center"/>
+        <w:tblLayout w:type="autofit"/>
+        <w:tblLook w:firstColumn="1" w:firstRow="1" w:lastColumn="0" w:lastRow="0" w:noHBand="0" w:noVBand="1" w:val="04A0"/>
+      </w:tblPr>
+      <w:tblGrid>
+        <w:gridCol w:w="4873"/>
+        <w:gridCol w:w="4873"/>
+      </w:tblGrid>
+      <w:tr>
+        <w:tc>
+          <w:tcPr>
+            <w:tcW w:type="dxa" w:w="4873"/>
+            <w:shd w:fill="1F4E79"/>
+          </w:tcPr>
+          <w:p>
+            <w:pPr>
+              <w:spacing w:after="20" w:line="276" w:lineRule="auto"/>
+            </w:pPr>
+            <w:r/>
+            <w:r>
+              <w:rPr>
+                <w:rFonts w:ascii="微软雅黑" w:hAnsi="微软雅黑" w:eastAsia="微软雅黑"/>
+                <w:b/>
+                <w:color w:val="FFFFFF"/>
+                <w:sz w:val="18"/>
+              </w:rPr>
+              <w:t>功能</w:t>
+            </w:r>
+          </w:p>
+        </w:tc>
+        <w:tc>
+          <w:tcPr>
+            <w:tcW w:type="dxa" w:w="4873"/>
+            <w:shd w:fill="1F4E79"/>
+          </w:tcPr>
+          <w:p>
+            <w:pPr>
+              <w:spacing w:after="20" w:line="276" w:lineRule="auto"/>
+            </w:pPr>
+            <w:r/>
+            <w:r>
+              <w:rPr>
+                <w:rFonts w:ascii="微软雅黑" w:hAnsi="微软雅黑" w:eastAsia="微软雅黑"/>
+                <w:b/>
+                <w:color w:val="FFFFFF"/>
+                <w:sz w:val="18"/>
+              </w:rPr>
+              <w:t>说明</w:t>
+            </w:r>
+          </w:p>
+        </w:tc>
+      </w:tr>
+      <w:tr>
+        <w:tc>
+          <w:tcPr>
+            <w:tcW w:type="dxa" w:w="4873"/>
+          </w:tcPr>
+          <w:p>
+            <w:pPr>
+              <w:spacing w:after="20" w:line="276" w:lineRule="auto"/>
+            </w:pPr>
+            <w:r/>
+            <w:r>
+              <w:rPr>
+                <w:rFonts w:ascii="微软雅黑" w:hAnsi="微软雅黑" w:eastAsia="微软雅黑"/>
+                <w:b/>
+                <w:sz w:val="18"/>
+              </w:rPr>
+              <w:t>跳任意偏移</w:t>
+            </w:r>
+          </w:p>
+        </w:tc>
+        <w:tc>
+          <w:tcPr>
+            <w:tcW w:type="dxa" w:w="4873"/>
+          </w:tcPr>
+          <w:p>
+            <w:pPr>
+              <w:spacing w:after="20" w:line="276" w:lineRule="auto"/>
+            </w:pPr>
+            <w:r/>
+            <w:r>
+              <w:rPr>
+                <w:rFonts w:ascii="微软雅黑" w:hAnsi="微软雅黑" w:eastAsia="微软雅黑"/>
+                <w:b w:val="0"/>
+                <w:sz w:val="18"/>
+              </w:rPr>
+              <w:t xml:space="preserve">输入框支持 </w:t>
+            </w:r>
+            <w:r>
+              <w:rPr>
+                <w:rFonts w:ascii="Consolas" w:hAnsi="Consolas" w:eastAsia="Consolas"/>
+                <w:b w:val="0"/>
+                <w:sz w:val="17"/>
+              </w:rPr>
+              <w:t>0x100</w:t>
+            </w:r>
+            <w:r>
+              <w:rPr>
+                <w:rFonts w:ascii="微软雅黑" w:hAnsi="微软雅黑" w:eastAsia="微软雅黑"/>
+                <w:b w:val="0"/>
+                <w:sz w:val="18"/>
+              </w:rPr>
+              <w:t xml:space="preserve"> / </w:t>
+            </w:r>
+            <w:r>
+              <w:rPr>
+                <w:rFonts w:ascii="Consolas" w:hAnsi="Consolas" w:eastAsia="Consolas"/>
+                <w:b w:val="0"/>
+                <w:sz w:val="17"/>
+              </w:rPr>
+              <w:t>256</w:t>
+            </w:r>
+            <w:r>
+              <w:rPr>
+                <w:rFonts w:ascii="微软雅黑" w:hAnsi="微软雅黑" w:eastAsia="微软雅黑"/>
+                <w:b w:val="0"/>
+                <w:sz w:val="18"/>
+              </w:rPr>
+              <w:t xml:space="preserve"> / </w:t>
+            </w:r>
+            <w:r>
+              <w:rPr>
+                <w:rFonts w:ascii="Consolas" w:hAnsi="Consolas" w:eastAsia="Consolas"/>
+                <w:b w:val="0"/>
+                <w:sz w:val="17"/>
+              </w:rPr>
+              <w:t>1k</w:t>
+            </w:r>
+            <w:r>
+              <w:rPr>
+                <w:rFonts w:ascii="微软雅黑" w:hAnsi="微软雅黑" w:eastAsia="微软雅黑"/>
+                <w:b w:val="0"/>
+                <w:sz w:val="18"/>
+              </w:rPr>
+              <w:t xml:space="preserve"> / </w:t>
+            </w:r>
+            <w:r>
+              <w:rPr>
+                <w:rFonts w:ascii="Consolas" w:hAnsi="Consolas" w:eastAsia="Consolas"/>
+                <w:b w:val="0"/>
+                <w:sz w:val="17"/>
+              </w:rPr>
+              <w:t>1m</w:t>
+            </w:r>
+            <w:r>
+              <w:rPr>
+                <w:rFonts w:ascii="微软雅黑" w:hAnsi="微软雅黑" w:eastAsia="微软雅黑"/>
+                <w:b w:val="0"/>
+                <w:sz w:val="18"/>
+              </w:rPr>
+              <w:t xml:space="preserve"> 四种写法</w:t>
+            </w:r>
+          </w:p>
+        </w:tc>
+      </w:tr>
+      <w:tr>
+        <w:tc>
+          <w:tcPr>
+            <w:tcW w:type="dxa" w:w="4873"/>
+          </w:tcPr>
+          <w:p>
+            <w:pPr>
+              <w:spacing w:after="20" w:line="276" w:lineRule="auto"/>
+            </w:pPr>
+            <w:r/>
+            <w:r>
+              <w:rPr>
+                <w:rFonts w:ascii="微软雅黑" w:hAnsi="微软雅黑" w:eastAsia="微软雅黑"/>
+                <w:b/>
+                <w:sz w:val="18"/>
+              </w:rPr>
+              <w:t>搜关键词</w:t>
+            </w:r>
+          </w:p>
+        </w:tc>
+        <w:tc>
+          <w:tcPr>
+            <w:tcW w:type="dxa" w:w="4873"/>
+          </w:tcPr>
+          <w:p>
+            <w:pPr>
+              <w:spacing w:after="20" w:line="276" w:lineRule="auto"/>
+            </w:pPr>
+            <w:r/>
+            <w:r>
+              <w:rPr>
+                <w:rFonts w:ascii="微软雅黑" w:hAnsi="微软雅黑" w:eastAsia="微软雅黑"/>
+                <w:b w:val="0"/>
+                <w:sz w:val="18"/>
+              </w:rPr>
+              <w:t>走 12 种编码形式的扫描（同二进制扫描），命中列表点一下直接跳过去</w:t>
+            </w:r>
+          </w:p>
+        </w:tc>
+      </w:tr>
+      <w:tr>
+        <w:tc>
+          <w:tcPr>
+            <w:tcW w:type="dxa" w:w="4873"/>
+          </w:tcPr>
+          <w:p>
+            <w:pPr>
+              <w:spacing w:after="20" w:line="276" w:lineRule="auto"/>
+            </w:pPr>
+            <w:r/>
+            <w:r>
+              <w:rPr>
+                <w:rFonts w:ascii="微软雅黑" w:hAnsi="微软雅黑" w:eastAsia="微软雅黑"/>
+                <w:b/>
+                <w:sz w:val="18"/>
+              </w:rPr>
+              <w:t>上下翻屏</w:t>
+            </w:r>
+          </w:p>
+        </w:tc>
+        <w:tc>
+          <w:tcPr>
+            <w:tcW w:type="dxa" w:w="4873"/>
+          </w:tcPr>
+          <w:p>
+            <w:pPr>
+              <w:spacing w:after="20" w:line="276" w:lineRule="auto"/>
+            </w:pPr>
+            <w:r/>
+            <w:r>
+              <w:rPr>
+                <w:rFonts w:ascii="微软雅黑" w:hAnsi="微软雅黑" w:eastAsia="微软雅黑"/>
+                <w:b w:val="0"/>
+                <w:sz w:val="18"/>
+              </w:rPr>
+              <w:t>◀ 上一屏 / 下一屏 ▶，每屏 512 字节</w:t>
+            </w:r>
+          </w:p>
+        </w:tc>
+      </w:tr>
+    </w:tbl>
+    <w:p>
+      <w:pPr>
+        <w:spacing w:after="40"/>
+      </w:pPr>
+    </w:p>
+    <w:p>
+      <w:pPr>
+        <w:spacing w:after="60" w:line="317" w:lineRule="auto"/>
+      </w:pPr>
+      <w:r>
+        <w:rPr>
+          <w:rFonts w:ascii="微软雅黑" w:hAnsi="微软雅黑" w:eastAsia="微软雅黑"/>
+          <w:b w:val="0"/>
+          <w:sz w:val="21"/>
+        </w:rPr>
+        <w:t>搜索命中会显示成可点的偏移链接：</w:t>
+      </w:r>
+    </w:p>
+    <w:p>
+      <w:pPr>
+        <w:spacing w:after="0" w:before="60" w:line="269" w:lineRule="auto"/>
+        <w:ind w:left="198"/>
+        <w:shd w:fill="F2F4F7"/>
+      </w:pPr>
+      <w:r>
+        <w:rPr>
+          <w:rFonts w:ascii="Consolas" w:hAnsi="Consolas" w:eastAsia="Consolas"/>
+          <w:b w:val="0"/>
+          <w:sz w:val="18"/>
+        </w:rPr>
+        <w:t>搜索命中 2 处（点偏移跳过去）</w:t>
+      </w:r>
+    </w:p>
+    <w:p>
+      <w:pPr>
+        <w:spacing w:after="0" w:before="0" w:line="269" w:lineRule="auto"/>
+        <w:ind w:left="198"/>
+        <w:shd w:fill="F2F4F7"/>
+      </w:pPr>
+      <w:r>
+        <w:rPr>
+          <w:rFonts w:ascii="Consolas" w:hAnsi="Consolas" w:eastAsia="Consolas"/>
+          <w:b w:val="0"/>
+          <w:sz w:val="18"/>
+        </w:rPr>
+        <w:t>0x000000C0 [原始 ascii] flag{hex_panel_test}</w:t>
+      </w:r>
+    </w:p>
+    <w:p>
+      <w:pPr>
+        <w:spacing w:after="0" w:before="0" w:line="269" w:lineRule="auto"/>
+        <w:ind w:left="198"/>
+        <w:shd w:fill="F2F4F7"/>
+      </w:pPr>
+      <w:r>
+        <w:rPr>
+          <w:rFonts w:ascii="Consolas" w:hAnsi="Consolas" w:eastAsia="Consolas"/>
+          <w:b w:val="0"/>
+          <w:sz w:val="18"/>
+        </w:rPr>
+        <w:t>0x00000180 [UTF-16LE] flag{utf16_hidden}</w:t>
       </w:r>
     </w:p>
     <w:p>

--- a/使用说明.docx
+++ b/使用说明.docx
@@ -5643,7 +5643,15 @@
           <w:b w:val="0"/>
           <w:sz w:val="21"/>
         </w:rPr>
-        <w:t>（新增）：装了 tesseract 就自动识别，</w:t>
+        <w:t>：</w:t>
+      </w:r>
+      <w:r>
+        <w:rPr>
+          <w:rFonts w:ascii="微软雅黑" w:hAnsi="微软雅黑" w:eastAsia="微软雅黑"/>
+          <w:b/>
+          <w:sz w:val="21"/>
+        </w:rPr>
+        <w:t>tesseract 便携版已经随包带上了</w:t>
       </w:r>
     </w:p>
     <w:p>
@@ -5653,6 +5661,44 @@
       <w:r>
         <w:rPr>
           <w:rFonts w:ascii="微软雅黑" w:hAnsi="微软雅黑" w:eastAsia="微软雅黑"/>
+          <w:b w:val="0"/>
+          <w:sz w:val="21"/>
+        </w:rPr>
+        <w:t>（</w:t>
+      </w:r>
+      <w:r>
+        <w:rPr>
+          <w:rFonts w:ascii="Consolas" w:hAnsi="Consolas" w:eastAsia="Consolas"/>
+          <w:b w:val="0"/>
+          <w:sz w:val="20"/>
+        </w:rPr>
+        <w:t>tools/tesseract/</w:t>
+      </w:r>
+      <w:r>
+        <w:rPr>
+          <w:rFonts w:ascii="微软雅黑" w:hAnsi="微软雅黑" w:eastAsia="微软雅黑"/>
+          <w:b w:val="0"/>
+          <w:sz w:val="21"/>
+        </w:rPr>
+        <w:t>，116MB 精简版），解压即用，不用另装任何东西。</w:t>
+      </w:r>
+    </w:p>
+    <w:p>
+      <w:pPr>
+        <w:spacing w:after="60" w:line="317" w:lineRule="auto"/>
+        <w:ind w:left="283"/>
+      </w:pPr>
+      <w:r>
+        <w:rPr>
+          <w:rFonts w:ascii="微软雅黑" w:hAnsi="微软雅黑" w:eastAsia="微软雅黑"/>
+          <w:b w:val="0"/>
+          <w:sz w:val="21"/>
+        </w:rPr>
+        <w:t xml:space="preserve">• </w:t>
+      </w:r>
+      <w:r>
+        <w:rPr>
+          <w:rFonts w:ascii="微软雅黑" w:hAnsi="微软雅黑" w:eastAsia="微软雅黑"/>
           <w:b/>
           <w:sz w:val="21"/>
         </w:rPr>
@@ -5680,20 +5726,175 @@
           <w:b w:val="0"/>
           <w:sz w:val="21"/>
         </w:rPr>
-        <w:t>），截图题的 flag、报错信息、提示语都能抠出来。</w:t>
+        <w:t>），截图题的 flag、报错信息、提示语都能抠出来</w:t>
       </w:r>
     </w:p>
     <w:p>
       <w:pPr>
         <w:spacing w:after="60" w:line="317" w:lineRule="auto"/>
-      </w:pPr>
-      <w:r>
-        <w:rPr>
-          <w:rFonts w:ascii="微软雅黑" w:hAnsi="微软雅黑" w:eastAsia="微软雅黑"/>
-          <w:b w:val="0"/>
-          <w:sz w:val="21"/>
-        </w:rPr>
-        <w:t>没装也不影响其他功能，只在结果里提示一句怎么装。</w:t>
+        <w:ind w:left="283"/>
+      </w:pPr>
+      <w:r>
+        <w:rPr>
+          <w:rFonts w:ascii="微软雅黑" w:hAnsi="微软雅黑" w:eastAsia="微软雅黑"/>
+          <w:b w:val="0"/>
+          <w:sz w:val="21"/>
+        </w:rPr>
+        <w:t xml:space="preserve">• </w:t>
+      </w:r>
+      <w:r>
+        <w:rPr>
+          <w:rFonts w:ascii="微软雅黑" w:hAnsi="微软雅黑" w:eastAsia="微软雅黑"/>
+          <w:b/>
+          <w:sz w:val="21"/>
+        </w:rPr>
+        <w:t>原图没认出 flag 会自动放大 2 倍再试一次</w:t>
+      </w:r>
+      <w:r>
+        <w:rPr>
+          <w:rFonts w:ascii="微软雅黑" w:hAnsi="微软雅黑" w:eastAsia="微软雅黑"/>
+          <w:b w:val="0"/>
+          <w:sz w:val="21"/>
+        </w:rPr>
+        <w:t xml:space="preserve"> —— 实测中文小字在原图会识别成</w:t>
+      </w:r>
+    </w:p>
+    <w:p>
+      <w:pPr>
+        <w:spacing w:after="60" w:line="317" w:lineRule="auto"/>
+      </w:pPr>
+      <w:r>
+        <w:rPr>
+          <w:rFonts w:ascii="Consolas" w:hAnsi="Consolas" w:eastAsia="Consolas"/>
+          <w:b w:val="0"/>
+          <w:sz w:val="20"/>
+        </w:rPr>
+        <w:t>fag{便携版}</w:t>
+      </w:r>
+      <w:r>
+        <w:rPr>
+          <w:rFonts w:ascii="微软雅黑" w:hAnsi="微软雅黑" w:eastAsia="微软雅黑"/>
+          <w:b w:val="0"/>
+          <w:sz w:val="21"/>
+        </w:rPr>
+        <w:t>（漏了 l），放大 2 倍才对；放大 3 倍反而更差，所以只试到 2 倍</w:t>
+      </w:r>
+    </w:p>
+    <w:p>
+      <w:pPr>
+        <w:spacing w:after="60" w:line="317" w:lineRule="auto"/>
+        <w:ind w:left="283"/>
+      </w:pPr>
+      <w:r>
+        <w:rPr>
+          <w:rFonts w:ascii="微软雅黑" w:hAnsi="微软雅黑" w:eastAsia="微软雅黑"/>
+          <w:b w:val="0"/>
+          <w:sz w:val="21"/>
+        </w:rPr>
+        <w:t xml:space="preserve">• </w:t>
+      </w:r>
+      <w:r>
+        <w:rPr>
+          <w:rFonts w:ascii="微软雅黑" w:hAnsi="微软雅黑" w:eastAsia="微软雅黑"/>
+          <w:b w:val="0"/>
+          <w:sz w:val="21"/>
+        </w:rPr>
+        <w:t>OCR 经常在花括号内插空格（</w:t>
+      </w:r>
+      <w:r>
+        <w:rPr>
+          <w:rFonts w:ascii="Consolas" w:hAnsi="Consolas" w:eastAsia="Consolas"/>
+          <w:b w:val="0"/>
+          <w:sz w:val="20"/>
+        </w:rPr>
+        <w:t>flag{portable_ ocr}</w:t>
+      </w:r>
+      <w:r>
+        <w:rPr>
+          <w:rFonts w:ascii="微软雅黑" w:hAnsi="微软雅黑" w:eastAsia="微软雅黑"/>
+          <w:b w:val="0"/>
+          <w:sz w:val="21"/>
+        </w:rPr>
+        <w:t>），工具会</w:t>
+      </w:r>
+      <w:r>
+        <w:rPr>
+          <w:rFonts w:ascii="微软雅黑" w:hAnsi="微软雅黑" w:eastAsia="微软雅黑"/>
+          <w:b/>
+          <w:sz w:val="21"/>
+        </w:rPr>
+        <w:t>自动清掉</w:t>
+      </w:r>
+      <w:r>
+        <w:rPr>
+          <w:rFonts w:ascii="微软雅黑" w:hAnsi="微软雅黑" w:eastAsia="微软雅黑"/>
+          <w:b w:val="0"/>
+          <w:sz w:val="21"/>
+        </w:rPr>
+        <w:t>并提示原文</w:t>
+      </w:r>
+    </w:p>
+    <w:p>
+      <w:pPr>
+        <w:spacing w:after="60" w:line="317" w:lineRule="auto"/>
+        <w:ind w:left="227"/>
+      </w:pPr>
+      <w:r>
+        <w:rPr>
+          <w:rFonts w:ascii="微软雅黑" w:hAnsi="微软雅黑" w:eastAsia="微软雅黑"/>
+          <w:b w:val="0"/>
+          <w:color w:val="595959"/>
+          <w:sz w:val="19"/>
+        </w:rPr>
+        <w:t>包体积说明：便携版 tesseract 占 116MB（</w:t>
+      </w:r>
+      <w:r>
+        <w:rPr>
+          <w:rFonts w:ascii="Consolas" w:hAnsi="Consolas" w:eastAsia="Consolas"/>
+          <w:b w:val="0"/>
+          <w:color w:val="595959"/>
+          <w:sz w:val="18"/>
+        </w:rPr>
+        <w:t>libtesseract-5.dll</w:t>
+      </w:r>
+      <w:r>
+        <w:rPr>
+          <w:rFonts w:ascii="微软雅黑" w:hAnsi="微软雅黑" w:eastAsia="微软雅黑"/>
+          <w:b w:val="0"/>
+          <w:color w:val="595959"/>
+          <w:sz w:val="19"/>
+        </w:rPr>
+        <w:t xml:space="preserve"> 一个就 96.8MB）。</w:t>
+      </w:r>
+    </w:p>
+    <w:p>
+      <w:pPr>
+        <w:spacing w:after="60" w:line="317" w:lineRule="auto"/>
+        <w:ind w:left="227"/>
+      </w:pPr>
+      <w:r>
+        <w:rPr>
+          <w:rFonts w:ascii="微软雅黑" w:hAnsi="微软雅黑" w:eastAsia="微软雅黑"/>
+          <w:b w:val="0"/>
+          <w:color w:val="595959"/>
+          <w:sz w:val="19"/>
+        </w:rPr>
+        <w:t>已经用依赖分析 + 逐个实测删掉了 osd 方向检测（10MB）、OpenSSL（4.9MB）、</w:t>
+      </w:r>
+    </w:p>
+    <w:p>
+      <w:pPr>
+        <w:spacing w:after="60" w:line="317" w:lineRule="auto"/>
+        <w:ind w:left="227"/>
+      </w:pPr>
+      <w:r>
+        <w:rPr>
+          <w:rFonts w:ascii="微软雅黑" w:hAnsi="微软雅黑" w:eastAsia="微软雅黑"/>
+          <w:b w:val="0"/>
+          <w:color w:val="595959"/>
+          <w:sz w:val="19"/>
+        </w:rPr>
+        <w:t>zstd（1.1MB），中英文识别仍然正确。</w:t>
       </w:r>
     </w:p>
     <w:p>

--- a/使用说明.docx
+++ b/使用说明.docx
@@ -1662,7 +1662,7 @@
           <w:b w:val="0"/>
           <w:sz w:val="21"/>
         </w:rPr>
-        <w:t>（约 10 分钟，10 个套件各自独立进程，</w:t>
+        <w:t>（约 13 分钟，13 个套件各自独立进程，</w:t>
       </w:r>
     </w:p>
     <w:p>
@@ -1675,7 +1675,7 @@
           <w:b w:val="0"/>
           <w:sz w:val="21"/>
         </w:rPr>
-        <w:t>某个崩了不影响其它）。当前 10 个套件：</w:t>
+        <w:t>某个崩了不影响其它）。当前 13 个套件：</w:t>
       </w:r>
     </w:p>
     <w:p/>
@@ -2307,6 +2307,191 @@
           </w:p>
         </w:tc>
       </w:tr>
+      <w:tr>
+        <w:tc>
+          <w:tcPr>
+            <w:tcW w:type="dxa" w:w="2880"/>
+          </w:tcPr>
+          <w:p>
+            <w:pPr>
+              <w:spacing w:after="20"/>
+            </w:pPr>
+            <w:r>
+              <w:rPr>
+                <w:rFonts w:ascii="微软雅黑" w:hAnsi="微软雅黑" w:eastAsia="微软雅黑"/>
+                <w:b w:val="0"/>
+                <w:sz w:val="19"/>
+              </w:rPr>
+              <w:t>实战集成</w:t>
+            </w:r>
+          </w:p>
+        </w:tc>
+        <w:tc>
+          <w:tcPr>
+            <w:tcW w:type="dxa" w:w="2880"/>
+          </w:tcPr>
+          <w:p>
+            <w:pPr>
+              <w:spacing w:after="20"/>
+            </w:pPr>
+            <w:r>
+              <w:rPr>
+                <w:rFonts w:ascii="微软雅黑" w:hAnsi="微软雅黑" w:eastAsia="微软雅黑"/>
+                <w:b w:val="0"/>
+                <w:sz w:val="19"/>
+              </w:rPr>
+              <w:t xml:space="preserve">走 </w:t>
+            </w:r>
+            <w:r>
+              <w:rPr>
+                <w:rFonts w:ascii="Consolas" w:hAnsi="Consolas" w:eastAsia="Consolas"/>
+                <w:b w:val="0"/>
+                <w:color w:val="C7254E"/>
+                <w:sz w:val="17"/>
+              </w:rPr>
+              <w:t>runner.run</w:t>
+            </w:r>
+            <w:r>
+              <w:rPr>
+                <w:rFonts w:ascii="微软雅黑" w:hAnsi="微软雅黑" w:eastAsia="微软雅黑"/>
+                <w:b w:val="0"/>
+                <w:sz w:val="19"/>
+              </w:rPr>
+              <w:t xml:space="preserve"> 的集成链路</w:t>
+            </w:r>
+          </w:p>
+        </w:tc>
+        <w:tc>
+          <w:tcPr>
+            <w:tcW w:type="dxa" w:w="2880"/>
+          </w:tcPr>
+          <w:p>
+            <w:pPr>
+              <w:spacing w:after="20"/>
+            </w:pPr>
+            <w:r>
+              <w:rPr>
+                <w:rFonts w:ascii="微软雅黑" w:hAnsi="微软雅黑" w:eastAsia="微软雅黑"/>
+                <w:b w:val="0"/>
+                <w:sz w:val="19"/>
+              </w:rPr>
+              <w:t>61</w:t>
+            </w:r>
+          </w:p>
+        </w:tc>
+      </w:tr>
+      <w:tr>
+        <w:tc>
+          <w:tcPr>
+            <w:tcW w:type="dxa" w:w="2880"/>
+          </w:tcPr>
+          <w:p>
+            <w:pPr>
+              <w:spacing w:after="20"/>
+            </w:pPr>
+            <w:r>
+              <w:rPr>
+                <w:rFonts w:ascii="微软雅黑" w:hAnsi="微软雅黑" w:eastAsia="微软雅黑"/>
+                <w:b w:val="0"/>
+                <w:sz w:val="19"/>
+              </w:rPr>
+              <w:t>新模块专项</w:t>
+            </w:r>
+          </w:p>
+        </w:tc>
+        <w:tc>
+          <w:tcPr>
+            <w:tcW w:type="dxa" w:w="2880"/>
+          </w:tcPr>
+          <w:p>
+            <w:pPr>
+              <w:spacing w:after="20"/>
+            </w:pPr>
+            <w:r>
+              <w:rPr>
+                <w:rFonts w:ascii="微软雅黑" w:hAnsi="微软雅黑" w:eastAsia="微软雅黑"/>
+                <w:b w:val="0"/>
+                <w:sz w:val="19"/>
+              </w:rPr>
+              <w:t>binx/hexq/filemerge/stego/rev</w:t>
+            </w:r>
+          </w:p>
+        </w:tc>
+        <w:tc>
+          <w:tcPr>
+            <w:tcW w:type="dxa" w:w="2880"/>
+          </w:tcPr>
+          <w:p>
+            <w:pPr>
+              <w:spacing w:after="20"/>
+            </w:pPr>
+            <w:r>
+              <w:rPr>
+                <w:rFonts w:ascii="微软雅黑" w:hAnsi="微软雅黑" w:eastAsia="微软雅黑"/>
+                <w:b w:val="0"/>
+                <w:sz w:val="19"/>
+              </w:rPr>
+              <w:t>117</w:t>
+            </w:r>
+          </w:p>
+        </w:tc>
+      </w:tr>
+      <w:tr>
+        <w:tc>
+          <w:tcPr>
+            <w:tcW w:type="dxa" w:w="2880"/>
+          </w:tcPr>
+          <w:p>
+            <w:pPr>
+              <w:spacing w:after="20"/>
+            </w:pPr>
+            <w:r>
+              <w:rPr>
+                <w:rFonts w:ascii="微软雅黑" w:hAnsi="微软雅黑" w:eastAsia="微软雅黑"/>
+                <w:b w:val="0"/>
+                <w:sz w:val="19"/>
+              </w:rPr>
+              <w:t>古典端到端</w:t>
+            </w:r>
+          </w:p>
+        </w:tc>
+        <w:tc>
+          <w:tcPr>
+            <w:tcW w:type="dxa" w:w="2880"/>
+          </w:tcPr>
+          <w:p>
+            <w:pPr>
+              <w:spacing w:after="20"/>
+            </w:pPr>
+            <w:r>
+              <w:rPr>
+                <w:rFonts w:ascii="微软雅黑" w:hAnsi="微软雅黑" w:eastAsia="微软雅黑"/>
+                <w:b w:val="0"/>
+                <w:sz w:val="19"/>
+              </w:rPr>
+              <w:t>古典密码识别链路</w:t>
+            </w:r>
+          </w:p>
+        </w:tc>
+        <w:tc>
+          <w:tcPr>
+            <w:tcW w:type="dxa" w:w="2880"/>
+          </w:tcPr>
+          <w:p>
+            <w:pPr>
+              <w:spacing w:after="20"/>
+            </w:pPr>
+            <w:r>
+              <w:rPr>
+                <w:rFonts w:ascii="微软雅黑" w:hAnsi="微软雅黑" w:eastAsia="微软雅黑"/>
+                <w:b w:val="0"/>
+                <w:sz w:val="19"/>
+              </w:rPr>
+              <w:t>10</w:t>
+            </w:r>
+          </w:p>
+        </w:tc>
+      </w:tr>
     </w:tbl>
     <w:p/>
     <w:p/>
@@ -10405,7 +10590,23 @@
                 <w:b w:val="0"/>
                 <w:sz w:val="19"/>
               </w:rPr>
-              <w:t>、Atbash、ROT13、ROT47、ROT5、栅栏（2–12 栏）、培根、A1Z26（</w:t>
+              <w:t>、Atbash、ROT13、ROT47、ROT5、栅栏（2–12 栏，</w:t>
+            </w:r>
+            <w:r>
+              <w:rPr>
+                <w:rFonts w:ascii="微软雅黑" w:hAnsi="微软雅黑" w:eastAsia="微软雅黑"/>
+                <w:b/>
+                <w:sz w:val="19"/>
+              </w:rPr>
+              <w:t>交错/解密两个方向</w:t>
+            </w:r>
+            <w:r>
+              <w:rPr>
+                <w:rFonts w:ascii="微软雅黑" w:hAnsi="微软雅黑" w:eastAsia="微软雅黑"/>
+                <w:b w:val="0"/>
+                <w:sz w:val="19"/>
+              </w:rPr>
+              <w:t>）、培根、A1Z26（</w:t>
             </w:r>
             <w:r>
               <w:rPr>
@@ -10455,7 +10656,23 @@
                 <w:b w:val="0"/>
                 <w:sz w:val="19"/>
               </w:rPr>
-              <w:t>）、键盘左右移位、反转、</w:t>
+              <w:t>）、</w:t>
+            </w:r>
+            <w:r>
+              <w:rPr>
+                <w:rFonts w:ascii="微软雅黑" w:hAnsi="微软雅黑" w:eastAsia="微软雅黑"/>
+                <w:b/>
+                <w:sz w:val="19"/>
+              </w:rPr>
+              <w:t>QWE 键盘替换</w:t>
+            </w:r>
+            <w:r>
+              <w:rPr>
+                <w:rFonts w:ascii="微软雅黑" w:hAnsi="微软雅黑" w:eastAsia="微软雅黑"/>
+                <w:b w:val="0"/>
+                <w:sz w:val="19"/>
+              </w:rPr>
+              <w:t>（「QWE 到底等不等于 ABC」）、键盘左右移位、反转、</w:t>
             </w:r>
             <w:r>
               <w:rPr>
@@ -11437,7 +11654,79 @@
                 <w:b w:val="0"/>
                 <w:sz w:val="19"/>
               </w:rPr>
-              <w:t>试 2~12 栏栅栏</w:t>
+              <w:t>试 2~12 栏栅栏（交错/解密两个方向）</w:t>
+            </w:r>
+          </w:p>
+        </w:tc>
+      </w:tr>
+      <w:tr>
+        <w:tc>
+          <w:tcPr>
+            <w:tcW w:type="dxa" w:w="2880"/>
+          </w:tcPr>
+          <w:p>
+            <w:pPr>
+              <w:spacing w:after="20"/>
+            </w:pPr>
+            <w:r>
+              <w:rPr>
+                <w:rFonts w:ascii="微软雅黑" w:hAnsi="微软雅黑" w:eastAsia="微软雅黑"/>
+                <w:b w:val="0"/>
+                <w:sz w:val="19"/>
+              </w:rPr>
+              <w:t>摩斯解出一串乱字母</w:t>
+            </w:r>
+          </w:p>
+        </w:tc>
+        <w:tc>
+          <w:tcPr>
+            <w:tcW w:type="dxa" w:w="2880"/>
+          </w:tcPr>
+          <w:p>
+            <w:pPr>
+              <w:spacing w:after="20"/>
+            </w:pPr>
+            <w:r>
+              <w:rPr>
+                <w:rFonts w:ascii="微软雅黑" w:hAnsi="微软雅黑" w:eastAsia="微软雅黑"/>
+                <w:b w:val="0"/>
+                <w:sz w:val="19"/>
+              </w:rPr>
+              <w:t>纯字母</w:t>
+            </w:r>
+          </w:p>
+        </w:tc>
+        <w:tc>
+          <w:tcPr>
+            <w:tcW w:type="dxa" w:w="2880"/>
+          </w:tcPr>
+          <w:p>
+            <w:pPr>
+              <w:spacing w:after="20"/>
+            </w:pPr>
+            <w:r>
+              <w:rPr>
+                <w:rFonts w:ascii="微软雅黑" w:hAnsi="微软雅黑" w:eastAsia="微软雅黑"/>
+                <w:b w:val="0"/>
+                <w:sz w:val="19"/>
+              </w:rPr>
+              <w:t xml:space="preserve">自动试 </w:t>
+            </w:r>
+            <w:r>
+              <w:rPr>
+                <w:rFonts w:ascii="微软雅黑" w:hAnsi="微软雅黑" w:eastAsia="微软雅黑"/>
+                <w:b/>
+                <w:sz w:val="19"/>
+              </w:rPr>
+              <w:t>QWE 键盘替换 + 反转 + 栅栏</w:t>
+            </w:r>
+            <w:r>
+              <w:rPr>
+                <w:rFonts w:ascii="微软雅黑" w:hAnsi="微软雅黑" w:eastAsia="微软雅黑"/>
+                <w:b w:val="0"/>
+                <w:sz w:val="19"/>
+              </w:rPr>
+              <w:t xml:space="preserve"> 的组合</w:t>
             </w:r>
           </w:p>
         </w:tc>

--- a/使用说明.docx
+++ b/使用说明.docx
@@ -437,10 +437,10 @@
             <w:r>
               <w:rPr>
                 <w:rFonts w:ascii="微软雅黑" w:hAnsi="微软雅黑" w:eastAsia="微软雅黑"/>
-                <w:b w:val="0"/>
-                <w:sz w:val="19"/>
-              </w:rPr>
-              <w:t>自检</w:t>
+                <w:b/>
+                <w:sz w:val="19"/>
+              </w:rPr>
+              <w:t>赛前自检</w:t>
             </w:r>
           </w:p>
         </w:tc>
@@ -467,7 +467,7 @@
                 <w:color w:val="C7254E"/>
                 <w:sz w:val="17"/>
               </w:rPr>
-              <w:t>自检.bat</w:t>
+              <w:t>赛前自检.bat</w:t>
             </w:r>
           </w:p>
         </w:tc>
@@ -482,10 +482,83 @@
             <w:r>
               <w:rPr>
                 <w:rFonts w:ascii="微软雅黑" w:hAnsi="微软雅黑" w:eastAsia="微软雅黑"/>
+                <w:b/>
+                <w:sz w:val="19"/>
+              </w:rPr>
+              <w:t>比赛前在比赛机上跑一遍</w:t>
+            </w:r>
+            <w:r>
+              <w:rPr>
+                <w:rFonts w:ascii="微软雅黑" w:hAnsi="微软雅黑" w:eastAsia="微软雅黑"/>
                 <w:b w:val="0"/>
                 <w:sz w:val="19"/>
               </w:rPr>
-              <w:t>验证这套工具在这台机器上能不能跑</w:t>
+              <w:t>，7 秒告诉你环境/工具/端口/常见题型有没有问题</w:t>
+            </w:r>
+          </w:p>
+        </w:tc>
+      </w:tr>
+      <w:tr>
+        <w:tc>
+          <w:tcPr>
+            <w:tcW w:type="dxa" w:w="2880"/>
+          </w:tcPr>
+          <w:p>
+            <w:pPr>
+              <w:spacing w:after="20"/>
+            </w:pPr>
+            <w:r>
+              <w:rPr>
+                <w:rFonts w:ascii="微软雅黑" w:hAnsi="微软雅黑" w:eastAsia="微软雅黑"/>
+                <w:b w:val="0"/>
+                <w:sz w:val="19"/>
+              </w:rPr>
+              <w:t>自检</w:t>
+            </w:r>
+          </w:p>
+        </w:tc>
+        <w:tc>
+          <w:tcPr>
+            <w:tcW w:type="dxa" w:w="2880"/>
+          </w:tcPr>
+          <w:p>
+            <w:pPr>
+              <w:spacing w:after="20"/>
+            </w:pPr>
+            <w:r>
+              <w:rPr>
+                <w:rFonts w:ascii="微软雅黑" w:hAnsi="微软雅黑" w:eastAsia="微软雅黑"/>
+                <w:b w:val="0"/>
+                <w:sz w:val="19"/>
+              </w:rPr>
+              <w:t xml:space="preserve">双击 </w:t>
+            </w:r>
+            <w:r>
+              <w:rPr>
+                <w:rFonts w:ascii="Consolas" w:hAnsi="Consolas" w:eastAsia="Consolas"/>
+                <w:b/>
+                <w:color w:val="C7254E"/>
+                <w:sz w:val="17"/>
+              </w:rPr>
+              <w:t>自检.bat</w:t>
+            </w:r>
+          </w:p>
+        </w:tc>
+        <w:tc>
+          <w:tcPr>
+            <w:tcW w:type="dxa" w:w="2880"/>
+          </w:tcPr>
+          <w:p>
+            <w:pPr>
+              <w:spacing w:after="20"/>
+            </w:pPr>
+            <w:r>
+              <w:rPr>
+                <w:rFonts w:ascii="微软雅黑" w:hAnsi="微软雅黑" w:eastAsia="微软雅黑"/>
+                <w:b w:val="0"/>
+                <w:sz w:val="19"/>
+              </w:rPr>
+              <w:t>开发用的全量回归（60+ 项，两分钟）</w:t>
             </w:r>
           </w:p>
         </w:tc>

--- a/使用说明.docx
+++ b/使用说明.docx
@@ -1286,6 +1286,419 @@
       <w:r>
         <w:rPr>
           <w:rFonts w:ascii="微软雅黑" w:hAnsi="微软雅黑" w:eastAsia="微软雅黑"/>
+          <w:b/>
+          <w:sz w:val="21"/>
+        </w:rPr>
+        <w:t>★ 界面打不开 / 卡住了，按这个顺序来：</w:t>
+      </w:r>
+    </w:p>
+    <w:p/>
+    <w:tbl>
+      <w:tblPr>
+        <w:tblStyle w:val="TableGrid"/>
+        <w:tblW w:type="auto" w:w="0"/>
+        <w:jc w:val="center"/>
+        <w:tblLook w:firstColumn="1" w:firstRow="1" w:lastColumn="0" w:lastRow="0" w:noHBand="0" w:noVBand="1" w:val="04A0"/>
+      </w:tblPr>
+      <w:tblGrid>
+        <w:gridCol w:w="4320"/>
+        <w:gridCol w:w="4320"/>
+      </w:tblGrid>
+      <w:tr>
+        <w:tc>
+          <w:tcPr>
+            <w:tcW w:type="dxa" w:w="4320"/>
+          </w:tcPr>
+          <w:p>
+            <w:pPr>
+              <w:spacing w:after="20"/>
+            </w:pPr>
+            <w:r>
+              <w:rPr>
+                <w:rFonts w:ascii="微软雅黑" w:hAnsi="微软雅黑" w:eastAsia="微软雅黑"/>
+                <w:b/>
+                <w:sz w:val="19"/>
+              </w:rPr>
+              <w:t>现象</w:t>
+            </w:r>
+          </w:p>
+        </w:tc>
+        <w:tc>
+          <w:tcPr>
+            <w:tcW w:type="dxa" w:w="4320"/>
+          </w:tcPr>
+          <w:p>
+            <w:pPr>
+              <w:spacing w:after="20"/>
+            </w:pPr>
+            <w:r>
+              <w:rPr>
+                <w:rFonts w:ascii="微软雅黑" w:hAnsi="微软雅黑" w:eastAsia="微软雅黑"/>
+                <w:b/>
+                <w:sz w:val="19"/>
+              </w:rPr>
+              <w:t>做法</w:t>
+            </w:r>
+          </w:p>
+        </w:tc>
+      </w:tr>
+      <w:tr>
+        <w:tc>
+          <w:tcPr>
+            <w:tcW w:type="dxa" w:w="4320"/>
+          </w:tcPr>
+          <w:p>
+            <w:pPr>
+              <w:spacing w:after="20"/>
+            </w:pPr>
+            <w:r>
+              <w:rPr>
+                <w:rFonts w:ascii="微软雅黑" w:hAnsi="微软雅黑" w:eastAsia="微软雅黑"/>
+                <w:b w:val="0"/>
+                <w:sz w:val="19"/>
+              </w:rPr>
+              <w:t xml:space="preserve">双击 exe 弹一个标题是 </w:t>
+            </w:r>
+            <w:r>
+              <w:rPr>
+                <w:rFonts w:ascii="Consolas" w:hAnsi="Consolas" w:eastAsia="Consolas"/>
+                <w:b w:val="0"/>
+                <w:color w:val="C7254E"/>
+                <w:sz w:val="17"/>
+              </w:rPr>
+              <w:t>Error</w:t>
+            </w:r>
+            <w:r>
+              <w:rPr>
+                <w:rFonts w:ascii="微软雅黑" w:hAnsi="微软雅黑" w:eastAsia="微软雅黑"/>
+                <w:b w:val="0"/>
+                <w:sz w:val="19"/>
+              </w:rPr>
+              <w:t xml:space="preserve"> 的英文框</w:t>
+            </w:r>
+          </w:p>
+        </w:tc>
+        <w:tc>
+          <w:tcPr>
+            <w:tcW w:type="dxa" w:w="4320"/>
+          </w:tcPr>
+          <w:p>
+            <w:pPr>
+              <w:spacing w:after="20"/>
+            </w:pPr>
+            <w:r>
+              <w:rPr>
+                <w:rFonts w:ascii="微软雅黑" w:hAnsi="微软雅黑" w:eastAsia="微软雅黑"/>
+                <w:b/>
+                <w:sz w:val="19"/>
+              </w:rPr>
+              <w:t xml:space="preserve">只拷了 exe，没带 </w:t>
+            </w:r>
+            <w:r>
+              <w:rPr>
+                <w:rFonts w:ascii="Consolas" w:hAnsi="Consolas" w:eastAsia="Consolas"/>
+                <w:b/>
+                <w:color w:val="C7254E"/>
+                <w:sz w:val="17"/>
+              </w:rPr>
+              <w:t>_internal</w:t>
+            </w:r>
+            <w:r>
+              <w:rPr>
+                <w:rFonts w:ascii="微软雅黑" w:hAnsi="微软雅黑" w:eastAsia="微软雅黑"/>
+                <w:b w:val="0"/>
+                <w:sz w:val="19"/>
+              </w:rPr>
+              <w:t>。必须整个文件夹一起拷</w:t>
+            </w:r>
+          </w:p>
+        </w:tc>
+      </w:tr>
+      <w:tr>
+        <w:tc>
+          <w:tcPr>
+            <w:tcW w:type="dxa" w:w="4320"/>
+          </w:tcPr>
+          <w:p>
+            <w:pPr>
+              <w:spacing w:after="20"/>
+            </w:pPr>
+            <w:r>
+              <w:rPr>
+                <w:rFonts w:ascii="微软雅黑" w:hAnsi="微软雅黑" w:eastAsia="微软雅黑"/>
+                <w:b w:val="0"/>
+                <w:sz w:val="19"/>
+              </w:rPr>
+              <w:t>双击没反应，进程列表里也没有</w:t>
+            </w:r>
+          </w:p>
+        </w:tc>
+        <w:tc>
+          <w:tcPr>
+            <w:tcW w:type="dxa" w:w="4320"/>
+          </w:tcPr>
+          <w:p>
+            <w:pPr>
+              <w:spacing w:after="20"/>
+            </w:pPr>
+            <w:r>
+              <w:rPr>
+                <w:rFonts w:ascii="微软雅黑" w:hAnsi="微软雅黑" w:eastAsia="微软雅黑"/>
+                <w:b w:val="0"/>
+                <w:sz w:val="19"/>
+              </w:rPr>
+              <w:t xml:space="preserve">杀毒软件拦了。把整个文件夹加入白名单，或双击 </w:t>
+            </w:r>
+            <w:r>
+              <w:rPr>
+                <w:rFonts w:ascii="Consolas" w:hAnsi="Consolas" w:eastAsia="Consolas"/>
+                <w:b/>
+                <w:color w:val="C7254E"/>
+                <w:sz w:val="17"/>
+              </w:rPr>
+              <w:t>启动诊断.bat</w:t>
+            </w:r>
+            <w:r>
+              <w:rPr>
+                <w:rFonts w:ascii="微软雅黑" w:hAnsi="微软雅黑" w:eastAsia="微软雅黑"/>
+                <w:b w:val="0"/>
+                <w:sz w:val="19"/>
+              </w:rPr>
+              <w:t xml:space="preserve"> 看是哪一步失败</w:t>
+            </w:r>
+          </w:p>
+        </w:tc>
+      </w:tr>
+      <w:tr>
+        <w:tc>
+          <w:tcPr>
+            <w:tcW w:type="dxa" w:w="4320"/>
+          </w:tcPr>
+          <w:p>
+            <w:pPr>
+              <w:spacing w:after="20"/>
+            </w:pPr>
+            <w:r>
+              <w:rPr>
+                <w:rFonts w:ascii="微软雅黑" w:hAnsi="微软雅黑" w:eastAsia="微软雅黑"/>
+                <w:b w:val="0"/>
+                <w:sz w:val="19"/>
+              </w:rPr>
+              <w:t>窗口打不开，但任务管理器里有 FlagRush.exe</w:t>
+            </w:r>
+          </w:p>
+        </w:tc>
+        <w:tc>
+          <w:tcPr>
+            <w:tcW w:type="dxa" w:w="4320"/>
+          </w:tcPr>
+          <w:p>
+            <w:pPr>
+              <w:spacing w:after="20"/>
+            </w:pPr>
+            <w:r>
+              <w:rPr>
+                <w:rFonts w:ascii="微软雅黑" w:hAnsi="微软雅黑" w:eastAsia="微软雅黑"/>
+                <w:b w:val="0"/>
+                <w:sz w:val="19"/>
+              </w:rPr>
+              <w:t xml:space="preserve">上次卡死的残留进程。双击 </w:t>
+            </w:r>
+            <w:r>
+              <w:rPr>
+                <w:rFonts w:ascii="Consolas" w:hAnsi="Consolas" w:eastAsia="Consolas"/>
+                <w:b/>
+                <w:color w:val="C7254E"/>
+                <w:sz w:val="17"/>
+              </w:rPr>
+              <w:t>一键重启.bat</w:t>
+            </w:r>
+            <w:r>
+              <w:rPr>
+                <w:rFonts w:ascii="微软雅黑" w:hAnsi="微软雅黑" w:eastAsia="微软雅黑"/>
+                <w:b w:val="0"/>
+                <w:sz w:val="19"/>
+              </w:rPr>
+              <w:t>（自动结束残留 + 检查文件 + 重启）</w:t>
+            </w:r>
+          </w:p>
+        </w:tc>
+      </w:tr>
+      <w:tr>
+        <w:tc>
+          <w:tcPr>
+            <w:tcW w:type="dxa" w:w="4320"/>
+          </w:tcPr>
+          <w:p>
+            <w:pPr>
+              <w:spacing w:after="20"/>
+            </w:pPr>
+            <w:r>
+              <w:rPr>
+                <w:rFonts w:ascii="微软雅黑" w:hAnsi="微软雅黑" w:eastAsia="微软雅黑"/>
+                <w:b w:val="0"/>
+                <w:sz w:val="19"/>
+              </w:rPr>
+              <w:t>分析卡在「正在分析…」不动</w:t>
+            </w:r>
+          </w:p>
+        </w:tc>
+        <w:tc>
+          <w:tcPr>
+            <w:tcW w:type="dxa" w:w="4320"/>
+          </w:tcPr>
+          <w:p>
+            <w:pPr>
+              <w:spacing w:after="20"/>
+            </w:pPr>
+            <w:r>
+              <w:rPr>
+                <w:rFonts w:ascii="微软雅黑" w:hAnsi="微软雅黑" w:eastAsia="微软雅黑"/>
+                <w:b w:val="0"/>
+                <w:sz w:val="19"/>
+              </w:rPr>
+              <w:t>看状态栏的</w:t>
+            </w:r>
+            <w:r>
+              <w:rPr>
+                <w:rFonts w:ascii="微软雅黑" w:hAnsi="微软雅黑" w:eastAsia="微软雅黑"/>
+                <w:b/>
+                <w:sz w:val="19"/>
+              </w:rPr>
+              <w:t>已用秒数</w:t>
+            </w:r>
+            <w:r>
+              <w:rPr>
+                <w:rFonts w:ascii="微软雅黑" w:hAnsi="微软雅黑" w:eastAsia="微软雅黑"/>
+                <w:b w:val="0"/>
+                <w:sz w:val="19"/>
+              </w:rPr>
+              <w:t xml:space="preserve">。超过 20 秒可以直接点 </w:t>
+            </w:r>
+            <w:r>
+              <w:rPr>
+                <w:rFonts w:ascii="微软雅黑" w:hAnsi="微软雅黑" w:eastAsia="微软雅黑"/>
+                <w:b/>
+                <w:sz w:val="19"/>
+              </w:rPr>
+              <w:t>「■ 停止」</w:t>
+            </w:r>
+            <w:r>
+              <w:rPr>
+                <w:rFonts w:ascii="微软雅黑" w:hAnsi="微软雅黑" w:eastAsia="微软雅黑"/>
+                <w:b w:val="0"/>
+                <w:sz w:val="19"/>
+              </w:rPr>
+              <w:t>，换对应的分类型面板再试（比如只开③逆向，不要用⓪一键）</w:t>
+            </w:r>
+          </w:p>
+        </w:tc>
+      </w:tr>
+      <w:tr>
+        <w:tc>
+          <w:tcPr>
+            <w:tcW w:type="dxa" w:w="4320"/>
+          </w:tcPr>
+          <w:p>
+            <w:pPr>
+              <w:spacing w:after="20"/>
+            </w:pPr>
+            <w:r>
+              <w:rPr>
+                <w:rFonts w:ascii="微软雅黑" w:hAnsi="微软雅黑" w:eastAsia="微软雅黑"/>
+                <w:b w:val="0"/>
+                <w:sz w:val="19"/>
+              </w:rPr>
+              <w:t>不知道哪里坏了</w:t>
+            </w:r>
+          </w:p>
+        </w:tc>
+        <w:tc>
+          <w:tcPr>
+            <w:tcW w:type="dxa" w:w="4320"/>
+          </w:tcPr>
+          <w:p>
+            <w:pPr>
+              <w:spacing w:after="20"/>
+            </w:pPr>
+            <w:r>
+              <w:rPr>
+                <w:rFonts w:ascii="微软雅黑" w:hAnsi="微软雅黑" w:eastAsia="微软雅黑"/>
+                <w:b w:val="0"/>
+                <w:sz w:val="19"/>
+              </w:rPr>
+              <w:t xml:space="preserve">双击 </w:t>
+            </w:r>
+            <w:r>
+              <w:rPr>
+                <w:rFonts w:ascii="Consolas" w:hAnsi="Consolas" w:eastAsia="Consolas"/>
+                <w:b/>
+                <w:color w:val="C7254E"/>
+                <w:sz w:val="17"/>
+              </w:rPr>
+              <w:t>启动诊断.bat</w:t>
+            </w:r>
+            <w:r>
+              <w:rPr>
+                <w:rFonts w:ascii="微软雅黑" w:hAnsi="微软雅黑" w:eastAsia="微软雅黑"/>
+                <w:b w:val="0"/>
+                <w:sz w:val="19"/>
+              </w:rPr>
+              <w:t>，它会把「文件齐不齐 / 有没有残留进程 / 上次的启动错误 / 能不能真的起来」逐项打出来</w:t>
+            </w:r>
+          </w:p>
+        </w:tc>
+      </w:tr>
+    </w:tbl>
+    <w:p/>
+    <w:p/>
+    <w:p>
+      <w:pPr>
+        <w:spacing w:after="60"/>
+      </w:pPr>
+      <w:r>
+        <w:rPr>
+          <w:rFonts w:ascii="Consolas" w:hAnsi="Consolas" w:eastAsia="Consolas"/>
+          <w:b w:val="0"/>
+          <w:color w:val="C7254E"/>
+          <w:sz w:val="19"/>
+        </w:rPr>
+        <w:t>一键重启.bat</w:t>
+      </w:r>
+      <w:r>
+        <w:rPr>
+          <w:rFonts w:ascii="微软雅黑" w:hAnsi="微软雅黑" w:eastAsia="微软雅黑"/>
+          <w:b w:val="0"/>
+          <w:sz w:val="21"/>
+        </w:rPr>
+        <w:t xml:space="preserve"> 和 </w:t>
+      </w:r>
+      <w:r>
+        <w:rPr>
+          <w:rFonts w:ascii="Consolas" w:hAnsi="Consolas" w:eastAsia="Consolas"/>
+          <w:b w:val="0"/>
+          <w:color w:val="C7254E"/>
+          <w:sz w:val="19"/>
+        </w:rPr>
+        <w:t>启动诊断.bat</w:t>
+      </w:r>
+      <w:r>
+        <w:rPr>
+          <w:rFonts w:ascii="微软雅黑" w:hAnsi="微软雅黑" w:eastAsia="微软雅黑"/>
+          <w:b w:val="0"/>
+          <w:sz w:val="21"/>
+        </w:rPr>
+        <w:t xml:space="preserve"> 在 exe 旁边，输出全是中文，看一眼就知道问题在哪。</w:t>
+      </w:r>
+    </w:p>
+    <w:p/>
+    <w:p>
+      <w:pPr>
+        <w:spacing w:after="60"/>
+      </w:pPr>
+      <w:r>
+        <w:rPr>
+          <w:rFonts w:ascii="微软雅黑" w:hAnsi="微软雅黑" w:eastAsia="微软雅黑"/>
           <w:b w:val="0"/>
           <w:sz w:val="21"/>
         </w:rPr>
@@ -5587,6 +6000,683 @@
       </w:r>
     </w:p>
     <w:p/>
+    <w:p/>
+    <w:p>
+      <w:pPr>
+        <w:pStyle w:val="Heading2"/>
+      </w:pPr>
+      <w:r>
+        <w:rPr>
+          <w:rFonts w:ascii="微软雅黑" w:hAnsi="微软雅黑" w:eastAsia="微软雅黑"/>
+          <w:b w:val="0"/>
+          <w:color w:val="1F3A5F"/>
+          <w:sz w:val="30"/>
+        </w:rPr>
+        <w:t>五之二、分析卡住 / 很慢怎么办</w:t>
+      </w:r>
+    </w:p>
+    <w:p/>
+    <w:p>
+      <w:pPr>
+        <w:spacing w:after="60"/>
+      </w:pPr>
+      <w:r>
+        <w:rPr>
+          <w:rFonts w:ascii="微软雅黑" w:hAnsi="微软雅黑" w:eastAsia="微软雅黑"/>
+          <w:b w:val="0"/>
+          <w:sz w:val="21"/>
+        </w:rPr>
+        <w:t xml:space="preserve">界面上分析时按钮会变成 </w:t>
+      </w:r>
+      <w:r>
+        <w:rPr>
+          <w:rFonts w:ascii="微软雅黑" w:hAnsi="微软雅黑" w:eastAsia="微软雅黑"/>
+          <w:b/>
+          <w:sz w:val="21"/>
+        </w:rPr>
+        <w:t>「■ 停止」</w:t>
+      </w:r>
+      <w:r>
+        <w:rPr>
+          <w:rFonts w:ascii="微软雅黑" w:hAnsi="微软雅黑" w:eastAsia="微软雅黑"/>
+          <w:b w:val="0"/>
+          <w:sz w:val="21"/>
+        </w:rPr>
+        <w:t xml:space="preserve">，状态栏会一直显示 </w:t>
+      </w:r>
+      <w:r>
+        <w:rPr>
+          <w:rFonts w:ascii="微软雅黑" w:hAnsi="微软雅黑" w:eastAsia="微软雅黑"/>
+          <w:b/>
+          <w:sz w:val="21"/>
+        </w:rPr>
+        <w:t>「正在分析… 已 N 秒」</w:t>
+      </w:r>
+      <w:r>
+        <w:rPr>
+          <w:rFonts w:ascii="微软雅黑" w:hAnsi="微软雅黑" w:eastAsia="微软雅黑"/>
+          <w:b w:val="0"/>
+          <w:sz w:val="21"/>
+        </w:rPr>
+        <w:t>。</w:t>
+      </w:r>
+    </w:p>
+    <w:p/>
+    <w:p>
+      <w:pPr>
+        <w:pStyle w:val="ListBullet"/>
+        <w:spacing w:after="20"/>
+      </w:pPr>
+      <w:r>
+        <w:rPr>
+          <w:rFonts w:ascii="微软雅黑" w:hAnsi="微软雅黑" w:eastAsia="微软雅黑"/>
+          <w:b/>
+          <w:sz w:val="21"/>
+        </w:rPr>
+        <w:t>20 秒内</w:t>
+      </w:r>
+      <w:r>
+        <w:rPr>
+          <w:rFonts w:ascii="微软雅黑" w:hAnsi="微软雅黑" w:eastAsia="微软雅黑"/>
+          <w:b w:val="0"/>
+          <w:sz w:val="21"/>
+        </w:rPr>
+        <w:t>：正常。常见题型耗时见下表，大图/大 exe 会慢一些</w:t>
+      </w:r>
+    </w:p>
+    <w:p>
+      <w:pPr>
+        <w:pStyle w:val="ListBullet"/>
+        <w:spacing w:after="20"/>
+      </w:pPr>
+      <w:r>
+        <w:rPr>
+          <w:rFonts w:ascii="微软雅黑" w:hAnsi="微软雅黑" w:eastAsia="微软雅黑"/>
+          <w:b/>
+          <w:sz w:val="21"/>
+        </w:rPr>
+        <w:t>超过 20 秒</w:t>
+      </w:r>
+      <w:r>
+        <w:rPr>
+          <w:rFonts w:ascii="微软雅黑" w:hAnsi="微软雅黑" w:eastAsia="微软雅黑"/>
+          <w:b w:val="0"/>
+          <w:sz w:val="21"/>
+        </w:rPr>
+        <w:t xml:space="preserve">：状态栏会提示「可以点停止」。点 </w:t>
+      </w:r>
+      <w:r>
+        <w:rPr>
+          <w:rFonts w:ascii="微软雅黑" w:hAnsi="微软雅黑" w:eastAsia="微软雅黑"/>
+          <w:b/>
+          <w:sz w:val="21"/>
+        </w:rPr>
+        <w:t>「■ 停止」</w:t>
+      </w:r>
+      <w:r>
+        <w:rPr>
+          <w:rFonts w:ascii="微软雅黑" w:hAnsi="微软雅黑" w:eastAsia="微软雅黑"/>
+          <w:b w:val="0"/>
+          <w:sz w:val="21"/>
+        </w:rPr>
+        <w:t xml:space="preserve"> 立刻恢复界面，</w:t>
+      </w:r>
+    </w:p>
+    <w:p>
+      <w:pPr>
+        <w:spacing w:after="60"/>
+      </w:pPr>
+      <w:r>
+        <w:rPr>
+          <w:rFonts w:ascii="微软雅黑" w:hAnsi="微软雅黑" w:eastAsia="微软雅黑"/>
+          <w:b w:val="0"/>
+          <w:sz w:val="21"/>
+        </w:rPr>
+        <w:t xml:space="preserve">  后台线程会在跑完后自己结束（不会再往界面上刷东西）</w:t>
+      </w:r>
+    </w:p>
+    <w:p>
+      <w:pPr>
+        <w:pStyle w:val="ListBullet"/>
+        <w:spacing w:after="20"/>
+      </w:pPr>
+      <w:r>
+        <w:rPr>
+          <w:rFonts w:ascii="微软雅黑" w:hAnsi="微软雅黑" w:eastAsia="微软雅黑"/>
+          <w:b/>
+          <w:sz w:val="21"/>
+        </w:rPr>
+        <w:t>停止后</w:t>
+      </w:r>
+      <w:r>
+        <w:rPr>
+          <w:rFonts w:ascii="微软雅黑" w:hAnsi="微软雅黑" w:eastAsia="微软雅黑"/>
+          <w:b w:val="0"/>
+          <w:sz w:val="21"/>
+        </w:rPr>
+        <w:t xml:space="preserve">：换 </w:t>
+      </w:r>
+      <w:r>
+        <w:rPr>
+          <w:rFonts w:ascii="微软雅黑" w:hAnsi="微软雅黑" w:eastAsia="微软雅黑"/>
+          <w:b/>
+          <w:sz w:val="21"/>
+        </w:rPr>
+        <w:t>分类型面板</w:t>
+      </w:r>
+      <w:r>
+        <w:rPr>
+          <w:rFonts w:ascii="微软雅黑" w:hAnsi="微软雅黑" w:eastAsia="微软雅黑"/>
+          <w:b w:val="0"/>
+          <w:sz w:val="21"/>
+        </w:rPr>
+        <w:t xml:space="preserve"> 再试，比「⓪ 一键」快很多。比如</w:t>
+      </w:r>
+    </w:p>
+    <w:p>
+      <w:pPr>
+        <w:pStyle w:val="ListBullet2"/>
+        <w:spacing w:after="20"/>
+      </w:pPr>
+      <w:r>
+        <w:rPr>
+          <w:rFonts w:ascii="微软雅黑" w:hAnsi="微软雅黑" w:eastAsia="微软雅黑"/>
+          <w:b w:val="0"/>
+          <w:sz w:val="21"/>
+        </w:rPr>
+        <w:t xml:space="preserve">只怀疑是隐写 → 只开 </w:t>
+      </w:r>
+      <w:r>
+        <w:rPr>
+          <w:rFonts w:ascii="微软雅黑" w:hAnsi="微软雅黑" w:eastAsia="微软雅黑"/>
+          <w:b/>
+          <w:sz w:val="21"/>
+        </w:rPr>
+        <w:t>① 综合</w:t>
+      </w:r>
+    </w:p>
+    <w:p>
+      <w:pPr>
+        <w:pStyle w:val="ListBullet2"/>
+        <w:spacing w:after="20"/>
+      </w:pPr>
+      <w:r>
+        <w:rPr>
+          <w:rFonts w:ascii="微软雅黑" w:hAnsi="微软雅黑" w:eastAsia="微软雅黑"/>
+          <w:b w:val="0"/>
+          <w:sz w:val="21"/>
+        </w:rPr>
+        <w:t xml:space="preserve">只怀疑是加密 → 只开 </w:t>
+      </w:r>
+      <w:r>
+        <w:rPr>
+          <w:rFonts w:ascii="微软雅黑" w:hAnsi="微软雅黑" w:eastAsia="微软雅黑"/>
+          <w:b/>
+          <w:sz w:val="21"/>
+        </w:rPr>
+        <w:t>② 编码</w:t>
+      </w:r>
+    </w:p>
+    <w:p>
+      <w:pPr>
+        <w:pStyle w:val="ListBullet2"/>
+        <w:spacing w:after="20"/>
+      </w:pPr>
+      <w:r>
+        <w:rPr>
+          <w:rFonts w:ascii="微软雅黑" w:hAnsi="微软雅黑" w:eastAsia="微软雅黑"/>
+          <w:b w:val="0"/>
+          <w:sz w:val="21"/>
+        </w:rPr>
+        <w:t xml:space="preserve">只怀疑是 exe → 只开 </w:t>
+      </w:r>
+      <w:r>
+        <w:rPr>
+          <w:rFonts w:ascii="微软雅黑" w:hAnsi="微软雅黑" w:eastAsia="微软雅黑"/>
+          <w:b/>
+          <w:sz w:val="21"/>
+        </w:rPr>
+        <w:t>③ 逆向</w:t>
+      </w:r>
+    </w:p>
+    <w:p>
+      <w:pPr>
+        <w:pStyle w:val="ListBullet"/>
+        <w:spacing w:after="20"/>
+      </w:pPr>
+      <w:r>
+        <w:rPr>
+          <w:rFonts w:ascii="微软雅黑" w:hAnsi="微软雅黑" w:eastAsia="微软雅黑"/>
+          <w:b/>
+          <w:sz w:val="21"/>
+        </w:rPr>
+        <w:t>绝对兜底</w:t>
+      </w:r>
+      <w:r>
+        <w:rPr>
+          <w:rFonts w:ascii="微软雅黑" w:hAnsi="微软雅黑" w:eastAsia="微软雅黑"/>
+          <w:b w:val="0"/>
+          <w:sz w:val="21"/>
+        </w:rPr>
+        <w:t>：任何分析都有硬超时（文本 120 秒、文件 120 秒起、每 MB 加 2 秒、</w:t>
+      </w:r>
+    </w:p>
+    <w:p>
+      <w:pPr>
+        <w:spacing w:after="60"/>
+      </w:pPr>
+      <w:r>
+        <w:rPr>
+          <w:rFonts w:ascii="微软雅黑" w:hAnsi="微软雅黑" w:eastAsia="微软雅黑"/>
+          <w:b w:val="0"/>
+          <w:sz w:val="21"/>
+        </w:rPr>
+        <w:t xml:space="preserve">  最多 300 秒）。到点会直接返回「⚠ 分析超时」，界面不会永远转圈</w:t>
+      </w:r>
+    </w:p>
+    <w:p/>
+    <w:p>
+      <w:pPr>
+        <w:spacing w:after="60"/>
+      </w:pPr>
+      <w:r>
+        <w:rPr>
+          <w:rFonts w:ascii="微软雅黑" w:hAnsi="微软雅黑" w:eastAsia="微软雅黑"/>
+          <w:b/>
+          <w:sz w:val="21"/>
+        </w:rPr>
+        <w:t>常见题型耗时（本机实测，仅供参考）：</w:t>
+      </w:r>
+    </w:p>
+    <w:p/>
+    <w:tbl>
+      <w:tblPr>
+        <w:tblStyle w:val="TableGrid"/>
+        <w:tblW w:type="auto" w:w="0"/>
+        <w:jc w:val="center"/>
+        <w:tblLook w:firstColumn="1" w:firstRow="1" w:lastColumn="0" w:lastRow="0" w:noHBand="0" w:noVBand="1" w:val="04A0"/>
+      </w:tblPr>
+      <w:tblGrid>
+        <w:gridCol w:w="4320"/>
+        <w:gridCol w:w="4320"/>
+      </w:tblGrid>
+      <w:tr>
+        <w:tc>
+          <w:tcPr>
+            <w:tcW w:type="dxa" w:w="4320"/>
+          </w:tcPr>
+          <w:p>
+            <w:pPr>
+              <w:spacing w:after="20"/>
+            </w:pPr>
+            <w:r>
+              <w:rPr>
+                <w:rFonts w:ascii="微软雅黑" w:hAnsi="微软雅黑" w:eastAsia="微软雅黑"/>
+                <w:b/>
+                <w:sz w:val="19"/>
+              </w:rPr>
+              <w:t>题型</w:t>
+            </w:r>
+          </w:p>
+        </w:tc>
+        <w:tc>
+          <w:tcPr>
+            <w:tcW w:type="dxa" w:w="4320"/>
+          </w:tcPr>
+          <w:p>
+            <w:pPr>
+              <w:spacing w:after="20"/>
+            </w:pPr>
+            <w:r>
+              <w:rPr>
+                <w:rFonts w:ascii="微软雅黑" w:hAnsi="微软雅黑" w:eastAsia="微软雅黑"/>
+                <w:b/>
+                <w:sz w:val="19"/>
+              </w:rPr>
+              <w:t>耗时</w:t>
+            </w:r>
+          </w:p>
+        </w:tc>
+      </w:tr>
+      <w:tr>
+        <w:tc>
+          <w:tcPr>
+            <w:tcW w:type="dxa" w:w="4320"/>
+          </w:tcPr>
+          <w:p>
+            <w:pPr>
+              <w:spacing w:after="20"/>
+            </w:pPr>
+            <w:r>
+              <w:rPr>
+                <w:rFonts w:ascii="微软雅黑" w:hAnsi="微软雅黑" w:eastAsia="微软雅黑"/>
+                <w:b w:val="0"/>
+                <w:sz w:val="19"/>
+              </w:rPr>
+              <w:t>文本 / 编码</w:t>
+            </w:r>
+          </w:p>
+        </w:tc>
+        <w:tc>
+          <w:tcPr>
+            <w:tcW w:type="dxa" w:w="4320"/>
+          </w:tcPr>
+          <w:p>
+            <w:pPr>
+              <w:spacing w:after="20"/>
+            </w:pPr>
+            <w:r>
+              <w:rPr>
+                <w:rFonts w:ascii="微软雅黑" w:hAnsi="微软雅黑" w:eastAsia="微软雅黑"/>
+                <w:b w:val="0"/>
+                <w:sz w:val="19"/>
+              </w:rPr>
+              <w:t>&lt; 1 秒</w:t>
+            </w:r>
+          </w:p>
+        </w:tc>
+      </w:tr>
+      <w:tr>
+        <w:tc>
+          <w:tcPr>
+            <w:tcW w:type="dxa" w:w="4320"/>
+          </w:tcPr>
+          <w:p>
+            <w:pPr>
+              <w:spacing w:after="20"/>
+            </w:pPr>
+            <w:r>
+              <w:rPr>
+                <w:rFonts w:ascii="微软雅黑" w:hAnsi="微软雅黑" w:eastAsia="微软雅黑"/>
+                <w:b w:val="0"/>
+                <w:sz w:val="19"/>
+              </w:rPr>
+              <w:t>普通截图 PNG（1–2MB）</w:t>
+            </w:r>
+          </w:p>
+        </w:tc>
+        <w:tc>
+          <w:tcPr>
+            <w:tcW w:type="dxa" w:w="4320"/>
+          </w:tcPr>
+          <w:p>
+            <w:pPr>
+              <w:spacing w:after="20"/>
+            </w:pPr>
+            <w:r>
+              <w:rPr>
+                <w:rFonts w:ascii="微软雅黑" w:hAnsi="微软雅黑" w:eastAsia="微软雅黑"/>
+                <w:b w:val="0"/>
+                <w:sz w:val="19"/>
+              </w:rPr>
+              <w:t>3–6 秒</w:t>
+            </w:r>
+          </w:p>
+        </w:tc>
+      </w:tr>
+      <w:tr>
+        <w:tc>
+          <w:tcPr>
+            <w:tcW w:type="dxa" w:w="4320"/>
+          </w:tcPr>
+          <w:p>
+            <w:pPr>
+              <w:spacing w:after="20"/>
+            </w:pPr>
+            <w:r>
+              <w:rPr>
+                <w:rFonts w:ascii="微软雅黑" w:hAnsi="微软雅黑" w:eastAsia="微软雅黑"/>
+                <w:b w:val="0"/>
+                <w:sz w:val="19"/>
+              </w:rPr>
+              <w:t>手机照片 JPEG（4000×3000）</w:t>
+            </w:r>
+          </w:p>
+        </w:tc>
+        <w:tc>
+          <w:tcPr>
+            <w:tcW w:type="dxa" w:w="4320"/>
+          </w:tcPr>
+          <w:p>
+            <w:pPr>
+              <w:spacing w:after="20"/>
+            </w:pPr>
+            <w:r>
+              <w:rPr>
+                <w:rFonts w:ascii="微软雅黑" w:hAnsi="微软雅黑" w:eastAsia="微软雅黑"/>
+                <w:b w:val="0"/>
+                <w:sz w:val="19"/>
+              </w:rPr>
+              <w:t>7–10 秒</w:t>
+            </w:r>
+          </w:p>
+        </w:tc>
+      </w:tr>
+      <w:tr>
+        <w:tc>
+          <w:tcPr>
+            <w:tcW w:type="dxa" w:w="4320"/>
+          </w:tcPr>
+          <w:p>
+            <w:pPr>
+              <w:spacing w:after="20"/>
+            </w:pPr>
+            <w:r>
+              <w:rPr>
+                <w:rFonts w:ascii="微软雅黑" w:hAnsi="微软雅黑" w:eastAsia="微软雅黑"/>
+                <w:b w:val="0"/>
+                <w:sz w:val="19"/>
+              </w:rPr>
+              <w:t>4K 截图 PNG</w:t>
+            </w:r>
+          </w:p>
+        </w:tc>
+        <w:tc>
+          <w:tcPr>
+            <w:tcW w:type="dxa" w:w="4320"/>
+          </w:tcPr>
+          <w:p>
+            <w:pPr>
+              <w:spacing w:after="20"/>
+            </w:pPr>
+            <w:r>
+              <w:rPr>
+                <w:rFonts w:ascii="微软雅黑" w:hAnsi="微软雅黑" w:eastAsia="微软雅黑"/>
+                <w:b w:val="0"/>
+                <w:sz w:val="19"/>
+              </w:rPr>
+              <w:t>8–10 秒</w:t>
+            </w:r>
+          </w:p>
+        </w:tc>
+      </w:tr>
+      <w:tr>
+        <w:tc>
+          <w:tcPr>
+            <w:tcW w:type="dxa" w:w="4320"/>
+          </w:tcPr>
+          <w:p>
+            <w:pPr>
+              <w:spacing w:after="20"/>
+            </w:pPr>
+            <w:r>
+              <w:rPr>
+                <w:rFonts w:ascii="微软雅黑" w:hAnsi="微软雅黑" w:eastAsia="微软雅黑"/>
+                <w:b w:val="0"/>
+                <w:sz w:val="19"/>
+              </w:rPr>
+              <w:t>ZIP（5MB）</w:t>
+            </w:r>
+          </w:p>
+        </w:tc>
+        <w:tc>
+          <w:tcPr>
+            <w:tcW w:type="dxa" w:w="4320"/>
+          </w:tcPr>
+          <w:p>
+            <w:pPr>
+              <w:spacing w:after="20"/>
+            </w:pPr>
+            <w:r>
+              <w:rPr>
+                <w:rFonts w:ascii="微软雅黑" w:hAnsi="微软雅黑" w:eastAsia="微软雅黑"/>
+                <w:b w:val="0"/>
+                <w:sz w:val="19"/>
+              </w:rPr>
+              <w:t>2–3 秒</w:t>
+            </w:r>
+          </w:p>
+        </w:tc>
+      </w:tr>
+      <w:tr>
+        <w:tc>
+          <w:tcPr>
+            <w:tcW w:type="dxa" w:w="4320"/>
+          </w:tcPr>
+          <w:p>
+            <w:pPr>
+              <w:spacing w:after="20"/>
+            </w:pPr>
+            <w:r>
+              <w:rPr>
+                <w:rFonts w:ascii="微软雅黑" w:hAnsi="微软雅黑" w:eastAsia="微软雅黑"/>
+                <w:b w:val="0"/>
+                <w:sz w:val="19"/>
+              </w:rPr>
+              <w:t>PCAP（10MB / 20 万包）</w:t>
+            </w:r>
+          </w:p>
+        </w:tc>
+        <w:tc>
+          <w:tcPr>
+            <w:tcW w:type="dxa" w:w="4320"/>
+          </w:tcPr>
+          <w:p>
+            <w:pPr>
+              <w:spacing w:after="20"/>
+            </w:pPr>
+            <w:r>
+              <w:rPr>
+                <w:rFonts w:ascii="微软雅黑" w:hAnsi="微软雅黑" w:eastAsia="微软雅黑"/>
+                <w:b w:val="0"/>
+                <w:sz w:val="19"/>
+              </w:rPr>
+              <w:t>9–10 秒</w:t>
+            </w:r>
+          </w:p>
+        </w:tc>
+      </w:tr>
+      <w:tr>
+        <w:tc>
+          <w:tcPr>
+            <w:tcW w:type="dxa" w:w="4320"/>
+          </w:tcPr>
+          <w:p>
+            <w:pPr>
+              <w:spacing w:after="20"/>
+            </w:pPr>
+            <w:r>
+              <w:rPr>
+                <w:rFonts w:ascii="微软雅黑" w:hAnsi="微软雅黑" w:eastAsia="微软雅黑"/>
+                <w:b w:val="0"/>
+                <w:sz w:val="19"/>
+              </w:rPr>
+              <w:t>exe（3MB）</w:t>
+            </w:r>
+          </w:p>
+        </w:tc>
+        <w:tc>
+          <w:tcPr>
+            <w:tcW w:type="dxa" w:w="4320"/>
+          </w:tcPr>
+          <w:p>
+            <w:pPr>
+              <w:spacing w:after="20"/>
+            </w:pPr>
+            <w:r>
+              <w:rPr>
+                <w:rFonts w:ascii="微软雅黑" w:hAnsi="微软雅黑" w:eastAsia="微软雅黑"/>
+                <w:b w:val="0"/>
+                <w:sz w:val="19"/>
+              </w:rPr>
+              <w:t>4–5 秒</w:t>
+            </w:r>
+          </w:p>
+        </w:tc>
+      </w:tr>
+      <w:tr>
+        <w:tc>
+          <w:tcPr>
+            <w:tcW w:type="dxa" w:w="4320"/>
+          </w:tcPr>
+          <w:p>
+            <w:pPr>
+              <w:spacing w:after="20"/>
+            </w:pPr>
+            <w:r>
+              <w:rPr>
+                <w:rFonts w:ascii="微软雅黑" w:hAnsi="微软雅黑" w:eastAsia="微软雅黑"/>
+                <w:b w:val="0"/>
+                <w:sz w:val="19"/>
+              </w:rPr>
+              <w:t>exe（26MB）</w:t>
+            </w:r>
+          </w:p>
+        </w:tc>
+        <w:tc>
+          <w:tcPr>
+            <w:tcW w:type="dxa" w:w="4320"/>
+          </w:tcPr>
+          <w:p>
+            <w:pPr>
+              <w:spacing w:after="20"/>
+            </w:pPr>
+            <w:r>
+              <w:rPr>
+                <w:rFonts w:ascii="微软雅黑" w:hAnsi="微软雅黑" w:eastAsia="微软雅黑"/>
+                <w:b w:val="0"/>
+                <w:sz w:val="19"/>
+              </w:rPr>
+              <w:t>20–25 秒</w:t>
+            </w:r>
+          </w:p>
+        </w:tc>
+      </w:tr>
+    </w:tbl>
+    <w:p/>
+    <w:p/>
+    <w:p>
+      <w:pPr>
+        <w:spacing w:after="40"/>
+        <w:ind w:left="340"/>
+      </w:pPr>
+      <w:r>
+        <w:rPr>
+          <w:rFonts w:ascii="微软雅黑" w:hAnsi="微软雅黑" w:eastAsia="微软雅黑"/>
+          <w:b w:val="0"/>
+          <w:i/>
+          <w:color w:val="555555"/>
+          <w:sz w:val="21"/>
+        </w:rPr>
+        <w:t>如果某道题明显超出上表很多，多半是文件结构异常（超大 PE、畸形压缩包）。</w:t>
+      </w:r>
+    </w:p>
+    <w:p>
+      <w:pPr>
+        <w:spacing w:after="40"/>
+        <w:ind w:left="340"/>
+      </w:pPr>
+      <w:r>
+        <w:rPr>
+          <w:rFonts w:ascii="微软雅黑" w:hAnsi="微软雅黑" w:eastAsia="微软雅黑"/>
+          <w:b w:val="0"/>
+          <w:i/>
+          <w:color w:val="555555"/>
+          <w:sz w:val="21"/>
+        </w:rPr>
+        <w:t>点停止，改用分类型面板，或者用「⑨ 十六进制」面板手动翻。</w:t>
+      </w:r>
+    </w:p>
     <w:p/>
     <w:p>
       <w:pPr>

--- a/使用说明.docx
+++ b/使用说明.docx
@@ -7366,7 +7366,190 @@
           <w:b w:val="0"/>
           <w:sz w:val="21"/>
         </w:rPr>
-        <w:t>PNG / JPG / GIF / BMP 都支持。</w:t>
+        <w:t>PNG / JPG / GIF / BMP 都支持。二维码铺满整张图、没有静区也能扫</w:t>
+      </w:r>
+    </w:p>
+    <w:p>
+      <w:pPr>
+        <w:spacing w:after="60"/>
+      </w:pPr>
+      <w:r>
+        <w:rPr>
+          <w:rFonts w:ascii="微软雅黑" w:hAnsi="微软雅黑" w:eastAsia="微软雅黑"/>
+          <w:b w:val="0"/>
+          <w:sz w:val="21"/>
+        </w:rPr>
+        <w:t>（工具会自动补白边，并试 1x/2x/3x 三个倍数 —— 有的码放大反而扫不出）。</w:t>
+      </w:r>
+    </w:p>
+    <w:p/>
+    <w:p>
+      <w:pPr>
+        <w:spacing w:after="60"/>
+      </w:pPr>
+      <w:r>
+        <w:rPr>
+          <w:rFonts w:ascii="微软雅黑" w:hAnsi="微软雅黑" w:eastAsia="微软雅黑"/>
+          <w:b/>
+          <w:sz w:val="21"/>
+        </w:rPr>
+        <w:t>★ GIF 每帧一个二维码？自动逐帧扫再拼起来</w:t>
+      </w:r>
+      <w:r>
+        <w:rPr>
+          <w:rFonts w:ascii="微软雅黑" w:hAnsi="微软雅黑" w:eastAsia="微软雅黑"/>
+          <w:b w:val="0"/>
+          <w:sz w:val="21"/>
+        </w:rPr>
+        <w:t>：有些题把 flag 拆成十几个字符，</w:t>
+      </w:r>
+    </w:p>
+    <w:p>
+      <w:pPr>
+        <w:spacing w:after="60"/>
+      </w:pPr>
+      <w:r>
+        <w:rPr>
+          <w:rFonts w:ascii="微软雅黑" w:hAnsi="微软雅黑" w:eastAsia="微软雅黑"/>
+          <w:b w:val="0"/>
+          <w:sz w:val="21"/>
+        </w:rPr>
+        <w:t>每帧画一个只存 1 个字符的二维码，必须逐帧解再按顺序拼。工具会：</w:t>
+      </w:r>
+    </w:p>
+    <w:p/>
+    <w:p>
+      <w:pPr>
+        <w:pStyle w:val="ListNumber"/>
+        <w:spacing w:after="20"/>
+      </w:pPr>
+      <w:r>
+        <w:rPr>
+          <w:rFonts w:ascii="微软雅黑" w:hAnsi="微软雅黑" w:eastAsia="微软雅黑"/>
+          <w:b w:val="0"/>
+          <w:sz w:val="21"/>
+        </w:rPr>
+        <w:t>拆帧（用 PIL 按帧尺寸还原，不是按逻辑画布裁 —— 有的题故意把画布改小）</w:t>
+      </w:r>
+    </w:p>
+    <w:p>
+      <w:pPr>
+        <w:pStyle w:val="ListNumber"/>
+        <w:spacing w:after="20"/>
+      </w:pPr>
+      <w:r>
+        <w:rPr>
+          <w:rFonts w:ascii="微软雅黑" w:hAnsi="微软雅黑" w:eastAsia="微软雅黑"/>
+          <w:b w:val="0"/>
+          <w:sz w:val="21"/>
+        </w:rPr>
+        <w:t>逐帧扫二维码（pyzbar 三个倍数 + OpenCV 兜底）</w:t>
+      </w:r>
+    </w:p>
+    <w:p>
+      <w:pPr>
+        <w:pStyle w:val="ListNumber"/>
+        <w:spacing w:after="20"/>
+      </w:pPr>
+      <w:r>
+        <w:rPr>
+          <w:rFonts w:ascii="微软雅黑" w:hAnsi="微软雅黑" w:eastAsia="微软雅黑"/>
+          <w:b w:val="0"/>
+          <w:sz w:val="21"/>
+        </w:rPr>
+        <w:t>每帧只有 1~2 个字符时，按帧序拼接，拼出来是 flag 就直接报</w:t>
+      </w:r>
+    </w:p>
+    <w:p/>
+    <w:p>
+      <w:pPr>
+        <w:spacing w:after="60"/>
+      </w:pPr>
+      <w:r>
+        <w:rPr>
+          <w:rFonts w:ascii="微软雅黑" w:hAnsi="微软雅黑" w:eastAsia="微软雅黑"/>
+          <w:b w:val="0"/>
+          <w:sz w:val="21"/>
+        </w:rPr>
+        <w:t>如果有帧没解出，会明确写「第 N 帧没解出，拼接结果可能不完整」，</w:t>
+      </w:r>
+    </w:p>
+    <w:p>
+      <w:pPr>
+        <w:spacing w:after="60"/>
+      </w:pPr>
+      <w:r>
+        <w:rPr>
+          <w:rFonts w:ascii="微软雅黑" w:hAnsi="微软雅黑" w:eastAsia="微软雅黑"/>
+          <w:b/>
+          <w:sz w:val="21"/>
+        </w:rPr>
+        <w:t>不会给你一个少字符但看起来像 flag 的结果</w:t>
+      </w:r>
+      <w:r>
+        <w:rPr>
+          <w:rFonts w:ascii="微软雅黑" w:hAnsi="微软雅黑" w:eastAsia="微软雅黑"/>
+          <w:b w:val="0"/>
+          <w:sz w:val="21"/>
+        </w:rPr>
+        <w:t>。</w:t>
+      </w:r>
+    </w:p>
+    <w:p/>
+    <w:p>
+      <w:pPr>
+        <w:spacing w:after="40"/>
+        <w:ind w:left="340"/>
+      </w:pPr>
+      <w:r>
+        <w:rPr>
+          <w:rFonts w:ascii="微软雅黑" w:hAnsi="微软雅黑" w:eastAsia="微软雅黑"/>
+          <w:b w:val="0"/>
+          <w:i/>
+          <w:color w:val="555555"/>
+          <w:sz w:val="21"/>
+        </w:rPr>
+        <w:t xml:space="preserve">实测 </w:t>
+      </w:r>
+      <w:r>
+        <w:rPr>
+          <w:rFonts w:ascii="Consolas" w:hAnsi="Consolas" w:eastAsia="Consolas"/>
+          <w:b w:val="0"/>
+          <w:i/>
+          <w:color w:val="C7254E"/>
+          <w:sz w:val="19"/>
+        </w:rPr>
+        <w:t>masterGO.gif</w:t>
+      </w:r>
+      <w:r>
+        <w:rPr>
+          <w:rFonts w:ascii="微软雅黑" w:hAnsi="微软雅黑" w:eastAsia="微软雅黑"/>
+          <w:b w:val="0"/>
+          <w:i/>
+          <w:color w:val="555555"/>
+          <w:sz w:val="21"/>
+        </w:rPr>
+        <w:t xml:space="preserve">（18 帧，画布被改成 280×100）→ </w:t>
+      </w:r>
+      <w:r>
+        <w:rPr>
+          <w:rFonts w:ascii="Consolas" w:hAnsi="Consolas" w:eastAsia="Consolas"/>
+          <w:b w:val="0"/>
+          <w:i/>
+          <w:color w:val="C7254E"/>
+          <w:sz w:val="19"/>
+        </w:rPr>
+        <w:t>SYC{F1aSh_so_f4sT}</w:t>
+      </w:r>
+      <w:r>
+        <w:rPr>
+          <w:rFonts w:ascii="微软雅黑" w:hAnsi="微软雅黑" w:eastAsia="微软雅黑"/>
+          <w:b w:val="0"/>
+          <w:i/>
+          <w:color w:val="555555"/>
+          <w:sz w:val="21"/>
+        </w:rPr>
+        <w:t>，1.9 秒。</w:t>
       </w:r>
     </w:p>
     <w:p/>

--- a/使用说明.docx
+++ b/使用说明.docx
@@ -1245,6 +1245,182 @@
           <w:sz w:val="21"/>
         </w:rPr>
         <w:t>赛前把文件夹加进白名单</w:t>
+      </w:r>
+    </w:p>
+    <w:p/>
+    <w:p>
+      <w:pPr>
+        <w:spacing w:after="60"/>
+      </w:pPr>
+      <w:r>
+        <w:rPr>
+          <w:rFonts w:ascii="微软雅黑" w:hAnsi="微软雅黑" w:eastAsia="微软雅黑"/>
+          <w:b/>
+          <w:sz w:val="21"/>
+        </w:rPr>
+        <w:t>★ 只认这个 exe：</w:t>
+      </w:r>
+      <w:r>
+        <w:rPr>
+          <w:rFonts w:ascii="Consolas" w:hAnsi="Consolas" w:eastAsia="Consolas"/>
+          <w:b/>
+          <w:color w:val="C7254E"/>
+          <w:sz w:val="19"/>
+        </w:rPr>
+        <w:t>dist\FlagRush\FlagRush.exe</w:t>
+      </w:r>
+      <w:r>
+        <w:rPr>
+          <w:rFonts w:ascii="微软雅黑" w:hAnsi="微软雅黑" w:eastAsia="微软雅黑"/>
+          <w:b/>
+          <w:sz w:val="21"/>
+        </w:rPr>
+        <w:t xml:space="preserve">（或你拷贝出来那一份，旁边必须有 </w:t>
+      </w:r>
+      <w:r>
+        <w:rPr>
+          <w:rFonts w:ascii="Consolas" w:hAnsi="Consolas" w:eastAsia="Consolas"/>
+          <w:b/>
+          <w:color w:val="C7254E"/>
+          <w:sz w:val="19"/>
+        </w:rPr>
+        <w:t>_internal</w:t>
+      </w:r>
+      <w:r>
+        <w:rPr>
+          <w:rFonts w:ascii="微软雅黑" w:hAnsi="微软雅黑" w:eastAsia="微软雅黑"/>
+          <w:b/>
+          <w:sz w:val="21"/>
+        </w:rPr>
+        <w:t>）。</w:t>
+      </w:r>
+    </w:p>
+    <w:p/>
+    <w:p>
+      <w:pPr>
+        <w:spacing w:after="60"/>
+      </w:pPr>
+      <w:r>
+        <w:rPr>
+          <w:rFonts w:ascii="微软雅黑" w:hAnsi="微软雅黑" w:eastAsia="微软雅黑"/>
+          <w:b w:val="0"/>
+          <w:sz w:val="21"/>
+        </w:rPr>
+        <w:t xml:space="preserve">源码目录里还有一个 </w:t>
+      </w:r>
+      <w:r>
+        <w:rPr>
+          <w:rFonts w:ascii="Consolas" w:hAnsi="Consolas" w:eastAsia="Consolas"/>
+          <w:b w:val="0"/>
+          <w:color w:val="C7254E"/>
+          <w:sz w:val="19"/>
+        </w:rPr>
+        <w:t>build\FlagRush\FlagRush.exe</w:t>
+      </w:r>
+      <w:r>
+        <w:rPr>
+          <w:rFonts w:ascii="微软雅黑" w:hAnsi="微软雅黑" w:eastAsia="微软雅黑"/>
+          <w:b w:val="0"/>
+          <w:sz w:val="21"/>
+        </w:rPr>
+        <w:t>，那是 PyInstaller 的</w:t>
+      </w:r>
+      <w:r>
+        <w:rPr>
+          <w:rFonts w:ascii="微软雅黑" w:hAnsi="微软雅黑" w:eastAsia="微软雅黑"/>
+          <w:b/>
+          <w:sz w:val="21"/>
+        </w:rPr>
+        <w:t>中间产物</w:t>
+      </w:r>
+      <w:r>
+        <w:rPr>
+          <w:rFonts w:ascii="微软雅黑" w:hAnsi="微软雅黑" w:eastAsia="微软雅黑"/>
+          <w:b w:val="0"/>
+          <w:sz w:val="21"/>
+        </w:rPr>
+        <w:t>：</w:t>
+      </w:r>
+    </w:p>
+    <w:p>
+      <w:pPr>
+        <w:spacing w:after="60"/>
+      </w:pPr>
+      <w:r>
+        <w:rPr>
+          <w:rFonts w:ascii="微软雅黑" w:hAnsi="微软雅黑" w:eastAsia="微软雅黑"/>
+          <w:b w:val="0"/>
+          <w:sz w:val="21"/>
+        </w:rPr>
+        <w:t>它和 dist 里那个内容完全一样（MD5 相同），但</w:t>
+      </w:r>
+      <w:r>
+        <w:rPr>
+          <w:rFonts w:ascii="微软雅黑" w:hAnsi="微软雅黑" w:eastAsia="微软雅黑"/>
+          <w:b/>
+          <w:sz w:val="21"/>
+        </w:rPr>
+        <w:t xml:space="preserve">没有配套的 </w:t>
+      </w:r>
+      <w:r>
+        <w:rPr>
+          <w:rFonts w:ascii="Consolas" w:hAnsi="Consolas" w:eastAsia="Consolas"/>
+          <w:b/>
+          <w:color w:val="C7254E"/>
+          <w:sz w:val="19"/>
+        </w:rPr>
+        <w:t>_internal</w:t>
+      </w:r>
+      <w:r>
+        <w:rPr>
+          <w:rFonts w:ascii="微软雅黑" w:hAnsi="微软雅黑" w:eastAsia="微软雅黑"/>
+          <w:b w:val="0"/>
+          <w:sz w:val="21"/>
+        </w:rPr>
+        <w:t>，</w:t>
+      </w:r>
+    </w:p>
+    <w:p>
+      <w:pPr>
+        <w:spacing w:after="60"/>
+      </w:pPr>
+      <w:r>
+        <w:rPr>
+          <w:rFonts w:ascii="微软雅黑" w:hAnsi="微软雅黑" w:eastAsia="微软雅黑"/>
+          <w:b w:val="0"/>
+          <w:sz w:val="21"/>
+        </w:rPr>
+        <w:t>双击连报错框都不弹、完全静默无反应 —— 很容易被当成「程序坏了」。</w:t>
+      </w:r>
+    </w:p>
+    <w:p>
+      <w:pPr>
+        <w:spacing w:after="60"/>
+      </w:pPr>
+      <w:r>
+        <w:rPr>
+          <w:rFonts w:ascii="微软雅黑" w:hAnsi="微软雅黑" w:eastAsia="微软雅黑"/>
+          <w:b w:val="0"/>
+          <w:sz w:val="21"/>
+        </w:rPr>
+        <w:t xml:space="preserve">新版打包脚本会在打包完自动删掉 </w:t>
+      </w:r>
+      <w:r>
+        <w:rPr>
+          <w:rFonts w:ascii="Consolas" w:hAnsi="Consolas" w:eastAsia="Consolas"/>
+          <w:b w:val="0"/>
+          <w:color w:val="C7254E"/>
+          <w:sz w:val="19"/>
+        </w:rPr>
+        <w:t>build\</w:t>
+      </w:r>
+      <w:r>
+        <w:rPr>
+          <w:rFonts w:ascii="微软雅黑" w:hAnsi="微软雅黑" w:eastAsia="微软雅黑"/>
+          <w:b w:val="0"/>
+          <w:sz w:val="21"/>
+        </w:rPr>
+        <w:t>；如果你手上那份还有，直接删掉即可，不影响任何功能。</w:t>
       </w:r>
     </w:p>
     <w:p>
